--- a/BJ_Resume.docx
+++ b/BJ_Resume.docx
@@ -1,6 +1,6 @@
 
 <file path=word/document.xml><?xml version="1.0" encoding="utf-8"?>
-<w:document xmlns:wpc="http://schemas.microsoft.com/office/word/2010/wordprocessingCanvas" xmlns:cx="http://schemas.microsoft.com/office/drawing/2014/chartex" xmlns:cx1="http://schemas.microsoft.com/office/drawing/2015/9/8/chartex" xmlns:cx2="http://schemas.microsoft.com/office/drawing/2015/10/21/chartex" xmlns:cx3="http://schemas.microsoft.com/office/drawing/2016/5/9/chartex" xmlns:cx4="http://schemas.microsoft.com/office/drawing/2016/5/10/chartex" xmlns:cx5="http://schemas.microsoft.com/office/drawing/2016/5/11/chartex" xmlns:cx6="http://schemas.microsoft.com/office/drawing/2016/5/12/chartex" xmlns:cx7="http://schemas.microsoft.com/office/drawing/2016/5/13/chartex" xmlns:cx8="http://schemas.microsoft.com/office/drawing/2016/5/14/chartex" xmlns:mc="http://schemas.openxmlformats.org/markup-compatibility/2006" xmlns:aink="http://schemas.microsoft.com/office/drawing/2016/ink" xmlns:am3d="http://schemas.microsoft.com/office/drawing/2017/model3d" xmlns:o="urn:schemas-microsoft-com:office:office" xmlns:oel="http://schemas.microsoft.com/office/2019/extlst" xmlns:r="http://schemas.openxmlformats.org/officeDocument/2006/relationships" xmlns:m="http://schemas.openxmlformats.org/officeDocument/2006/math" xmlns:v="urn:schemas-microsoft-com:vml" xmlns:wp14="http://schemas.microsoft.com/office/word/2010/wordprocessingDrawing" xmlns:wp="http://schemas.openxmlformats.org/drawingml/2006/wordprocessingDrawing" xmlns:w10="urn:schemas-microsoft-com:office:word" xmlns:w="http://schemas.openxmlformats.org/wordprocessingml/2006/main" xmlns:w14="http://schemas.microsoft.com/office/word/2010/wordml" xmlns:w15="http://schemas.microsoft.com/office/word/2012/wordml" xmlns:w16cex="http://schemas.microsoft.com/office/word/2018/wordml/cex" xmlns:w16cid="http://schemas.microsoft.com/office/word/2016/wordml/cid" xmlns:w16="http://schemas.microsoft.com/office/word/2018/wordml" xmlns:w16du="http://schemas.microsoft.com/office/word/2023/wordml/word16du" xmlns:w16sdtdh="http://schemas.microsoft.com/office/word/2020/wordml/sdtdatahash" xmlns:w16se="http://schemas.microsoft.com/office/word/2015/wordml/symex" xmlns:wpg="http://schemas.microsoft.com/office/word/2010/wordprocessingGroup" xmlns:wpi="http://schemas.microsoft.com/office/word/2010/wordprocessingInk" xmlns:wne="http://schemas.microsoft.com/office/word/2006/wordml" xmlns:wps="http://schemas.microsoft.com/office/word/2010/wordprocessingShape" mc:Ignorable="w14 w15 w16se w16cid w16 w16cex w16sdtdh w16du wp14">
+<w:document xmlns:wpc="http://schemas.microsoft.com/office/word/2010/wordprocessingCanvas" xmlns:cx="http://schemas.microsoft.com/office/drawing/2014/chartex" xmlns:cx1="http://schemas.microsoft.com/office/drawing/2015/9/8/chartex" xmlns:cx2="http://schemas.microsoft.com/office/drawing/2015/10/21/chartex" xmlns:cx3="http://schemas.microsoft.com/office/drawing/2016/5/9/chartex" xmlns:cx4="http://schemas.microsoft.com/office/drawing/2016/5/10/chartex" xmlns:cx5="http://schemas.microsoft.com/office/drawing/2016/5/11/chartex" xmlns:cx6="http://schemas.microsoft.com/office/drawing/2016/5/12/chartex" xmlns:cx7="http://schemas.microsoft.com/office/drawing/2016/5/13/chartex" xmlns:cx8="http://schemas.microsoft.com/office/drawing/2016/5/14/chartex" xmlns:mc="http://schemas.openxmlformats.org/markup-compatibility/2006" xmlns:m="http://schemas.openxmlformats.org/officeDocument/2006/math" xmlns:aink="http://schemas.microsoft.com/office/drawing/2016/ink" xmlns:am3d="http://schemas.microsoft.com/office/drawing/2017/model3d" xmlns:oel="http://schemas.microsoft.com/office/2019/extlst" xmlns:r="http://schemas.openxmlformats.org/officeDocument/2006/relationships" xmlns:wp14="http://schemas.microsoft.com/office/word/2010/wordprocessingDrawing" xmlns:wp="http://schemas.openxmlformats.org/drawingml/2006/wordprocessingDrawing" xmlns:wpg="http://schemas.microsoft.com/office/word/2010/wordprocessingGroup" xmlns:wpi="http://schemas.microsoft.com/office/word/2010/wordprocessingInk" xmlns:wps="http://schemas.microsoft.com/office/word/2010/wordprocessingShape" xmlns:o="urn:schemas-microsoft-com:office:office" xmlns:v="urn:schemas-microsoft-com:vml" xmlns:w10="urn:schemas-microsoft-com:office:word" xmlns:w="http://schemas.openxmlformats.org/wordprocessingml/2006/main" xmlns:w14="http://schemas.microsoft.com/office/word/2010/wordml" xmlns:w15="http://schemas.microsoft.com/office/word/2012/wordml" xmlns:w16cei="http://schemas.microsoft.com/office/word/2026/wordml/cei" xmlns:w16cex="http://schemas.microsoft.com/office/word/2018/wordml/cex" xmlns:w16cid="http://schemas.microsoft.com/office/word/2016/wordml/cid" xmlns:w16="http://schemas.microsoft.com/office/word/2018/wordml" xmlns:w16sdtdh="http://schemas.microsoft.com/office/word/2020/wordml/sdtdatahash" xmlns:w16sdtfl="http://schemas.microsoft.com/office/word/2024/wordml/sdtformatlock" xmlns:w16se="http://schemas.microsoft.com/office/word/2015/wordml/symex" xmlns:w16du="http://schemas.microsoft.com/office/word/2023/wordml/word16du" xmlns:wne="http://schemas.microsoft.com/office/word/2006/wordml" mc:Ignorable="w14 w15 w16se w16cid w16 w16cex w16sdtdh w16sdtfl w16du wp14">
   <w:body>
     <w:p>
       <w:pPr>
@@ -44,9 +44,10 @@
     <w:p>
       <w:pPr>
         <w:pStyle w:val="NoSpacing"/>
-        <w:rPr>
-          <w:rFonts w:ascii="Overpass" w:hAnsi="Overpass"/>
-          <w:i/>
+        <w:spacing w:after="40"/>
+        <w:rPr>
+          <w:rFonts w:ascii="Overpass" w:hAnsi="Overpass"/>
+          <w:iCs/>
           <w:color w:val="000000" w:themeColor="text1"/>
           <w:sz w:val="18"/>
           <w:szCs w:val="18"/>
@@ -268,7 +269,235 @@
     <w:p>
       <w:pPr>
         <w:pStyle w:val="NoSpacing"/>
-        <w:spacing w:before="40"/>
+        <w:spacing w:after="40"/>
+        <w:rPr>
+          <w:rFonts w:ascii="Overpass" w:hAnsi="Overpass"/>
+          <w:color w:val="000000" w:themeColor="text1"/>
+          <w:sz w:val="18"/>
+          <w:szCs w:val="18"/>
+        </w:rPr>
+      </w:pPr>
+      <w:r>
+        <w:rPr>
+          <w:rFonts w:ascii="Overpass" w:hAnsi="Overpass"/>
+          <w:b/>
+          <w:color w:val="000000" w:themeColor="text1"/>
+          <w:sz w:val="18"/>
+          <w:szCs w:val="18"/>
+        </w:rPr>
+        <w:t>Newmark</w:t>
+      </w:r>
+      <w:r>
+        <w:rPr>
+          <w:rFonts w:ascii="Overpass" w:hAnsi="Overpass"/>
+          <w:b/>
+          <w:color w:val="000000" w:themeColor="text1"/>
+          <w:sz w:val="18"/>
+          <w:szCs w:val="18"/>
+        </w:rPr>
+        <w:t xml:space="preserve"> Graduate School of Journalis</w:t>
+      </w:r>
+      <w:r>
+        <w:rPr>
+          <w:rFonts w:ascii="Overpass" w:hAnsi="Overpass"/>
+          <w:b/>
+          <w:color w:val="000000" w:themeColor="text1"/>
+          <w:sz w:val="18"/>
+          <w:szCs w:val="18"/>
+        </w:rPr>
+        <w:t>m at CUNY</w:t>
+      </w:r>
+      <w:r>
+        <w:rPr>
+          <w:rFonts w:ascii="Overpass" w:hAnsi="Overpass"/>
+          <w:b/>
+          <w:color w:val="000000" w:themeColor="text1"/>
+          <w:sz w:val="18"/>
+          <w:szCs w:val="18"/>
+        </w:rPr>
+        <w:tab/>
+      </w:r>
+      <w:r>
+        <w:rPr>
+          <w:rFonts w:ascii="Overpass" w:hAnsi="Overpass"/>
+          <w:b/>
+          <w:color w:val="000000" w:themeColor="text1"/>
+          <w:sz w:val="18"/>
+          <w:szCs w:val="18"/>
+        </w:rPr>
+        <w:tab/>
+      </w:r>
+      <w:r>
+        <w:rPr>
+          <w:rFonts w:ascii="Overpass" w:hAnsi="Overpass"/>
+          <w:b/>
+          <w:color w:val="000000" w:themeColor="text1"/>
+          <w:sz w:val="18"/>
+          <w:szCs w:val="18"/>
+        </w:rPr>
+        <w:tab/>
+      </w:r>
+      <w:r>
+        <w:rPr>
+          <w:rFonts w:ascii="Overpass" w:hAnsi="Overpass"/>
+          <w:b/>
+          <w:color w:val="000000" w:themeColor="text1"/>
+          <w:sz w:val="18"/>
+          <w:szCs w:val="18"/>
+        </w:rPr>
+        <w:tab/>
+        <w:t xml:space="preserve">              </w:t>
+      </w:r>
+      <w:r>
+        <w:rPr>
+          <w:rFonts w:ascii="Overpass" w:hAnsi="Overpass"/>
+          <w:b/>
+          <w:color w:val="000000" w:themeColor="text1"/>
+          <w:sz w:val="18"/>
+          <w:szCs w:val="18"/>
+        </w:rPr>
+        <w:tab/>
+        <w:t xml:space="preserve">                   </w:t>
+      </w:r>
+      <w:r>
+        <w:rPr>
+          <w:rFonts w:ascii="Overpass" w:hAnsi="Overpass"/>
+          <w:i/>
+          <w:color w:val="000000" w:themeColor="text1"/>
+          <w:sz w:val="18"/>
+          <w:szCs w:val="18"/>
+        </w:rPr>
+        <w:t>August 2025</w:t>
+      </w:r>
+      <w:r>
+        <w:rPr>
+          <w:rFonts w:ascii="Overpass" w:hAnsi="Overpass"/>
+          <w:i/>
+          <w:color w:val="000000" w:themeColor="text1"/>
+          <w:sz w:val="18"/>
+          <w:szCs w:val="18"/>
+        </w:rPr>
+        <w:t xml:space="preserve"> to Present</w:t>
+      </w:r>
+      <w:r>
+        <w:rPr>
+          <w:rFonts w:ascii="Overpass" w:hAnsi="Overpass"/>
+          <w:i/>
+          <w:color w:val="000000" w:themeColor="text1"/>
+          <w:sz w:val="18"/>
+          <w:szCs w:val="18"/>
+        </w:rPr>
+        <w:br/>
+      </w:r>
+      <w:r>
+        <w:rPr>
+          <w:rFonts w:ascii="Overpass" w:hAnsi="Overpass"/>
+          <w:i/>
+          <w:iCs/>
+          <w:color w:val="000000" w:themeColor="text1"/>
+          <w:sz w:val="18"/>
+          <w:szCs w:val="18"/>
+        </w:rPr>
+        <w:t>Teaching Assistant</w:t>
+      </w:r>
+      <w:r>
+        <w:rPr>
+          <w:rFonts w:ascii="Overpass" w:hAnsi="Overpass"/>
+          <w:i/>
+          <w:iCs/>
+          <w:color w:val="000000" w:themeColor="text1"/>
+          <w:sz w:val="18"/>
+          <w:szCs w:val="18"/>
+        </w:rPr>
+        <w:t xml:space="preserve"> </w:t>
+      </w:r>
+      <w:r>
+        <w:rPr>
+          <w:rFonts w:ascii="Overpass" w:hAnsi="Overpass"/>
+          <w:iCs/>
+          <w:color w:val="000000" w:themeColor="text1"/>
+          <w:sz w:val="18"/>
+          <w:szCs w:val="18"/>
+        </w:rPr>
+        <w:t>–</w:t>
+      </w:r>
+      <w:r>
+        <w:rPr>
+          <w:rFonts w:ascii="Overpass" w:hAnsi="Overpass"/>
+          <w:iCs/>
+          <w:color w:val="000000" w:themeColor="text1"/>
+          <w:sz w:val="18"/>
+          <w:szCs w:val="18"/>
+        </w:rPr>
+        <w:t xml:space="preserve"> Tutor students on JavaScript and Svelte</w:t>
+      </w:r>
+      <w:r>
+        <w:rPr>
+          <w:rFonts w:ascii="Overpass" w:hAnsi="Overpass"/>
+          <w:iCs/>
+          <w:color w:val="000000" w:themeColor="text1"/>
+          <w:sz w:val="18"/>
+          <w:szCs w:val="18"/>
+        </w:rPr>
+        <w:t xml:space="preserve"> </w:t>
+      </w:r>
+      <w:r>
+        <w:rPr>
+          <w:rFonts w:ascii="Overpass" w:hAnsi="Overpass"/>
+          <w:iCs/>
+          <w:color w:val="000000" w:themeColor="text1"/>
+          <w:sz w:val="18"/>
+          <w:szCs w:val="18"/>
+        </w:rPr>
+        <w:t xml:space="preserve">for an intro-level Coding </w:t>
+      </w:r>
+      <w:proofErr w:type="gramStart"/>
+      <w:r>
+        <w:rPr>
+          <w:rFonts w:ascii="Overpass" w:hAnsi="Overpass"/>
+          <w:iCs/>
+          <w:color w:val="000000" w:themeColor="text1"/>
+          <w:sz w:val="18"/>
+          <w:szCs w:val="18"/>
+        </w:rPr>
+        <w:t>The</w:t>
+      </w:r>
+      <w:proofErr w:type="gramEnd"/>
+      <w:r>
+        <w:rPr>
+          <w:rFonts w:ascii="Overpass" w:hAnsi="Overpass"/>
+          <w:iCs/>
+          <w:color w:val="000000" w:themeColor="text1"/>
+          <w:sz w:val="18"/>
+          <w:szCs w:val="18"/>
+        </w:rPr>
+        <w:t xml:space="preserve"> News course as they learn to build webpages and interactive features. Advise students as they build webpages </w:t>
+      </w:r>
+      <w:r>
+        <w:rPr>
+          <w:rFonts w:ascii="Overpass" w:hAnsi="Overpass"/>
+          <w:iCs/>
+          <w:color w:val="000000" w:themeColor="text1"/>
+          <w:sz w:val="18"/>
+          <w:szCs w:val="18"/>
+        </w:rPr>
+        <w:t>for originally reported final projects</w:t>
+      </w:r>
+      <w:r>
+        <w:rPr>
+          <w:rFonts w:ascii="Overpass" w:hAnsi="Overpass"/>
+          <w:iCs/>
+          <w:color w:val="000000" w:themeColor="text1"/>
+          <w:sz w:val="18"/>
+          <w:szCs w:val="18"/>
+        </w:rPr>
+        <w:t>.</w:t>
+      </w:r>
+    </w:p>
+    <w:p>
+      <w:pPr>
+        <w:pStyle w:val="NoSpacing"/>
+        <w:spacing w:after="40"/>
         <w:rPr>
           <w:rFonts w:ascii="Overpass" w:hAnsi="Overpass"/>
           <w:i/>
@@ -540,7 +769,7 @@
     <w:p>
       <w:pPr>
         <w:pStyle w:val="NoSpacing"/>
-        <w:spacing w:before="40"/>
+        <w:spacing w:after="40"/>
         <w:rPr>
           <w:rFonts w:ascii="Overpass" w:hAnsi="Overpass"/>
           <w:i/>
@@ -704,7 +933,7 @@
     <w:p>
       <w:pPr>
         <w:pStyle w:val="NoSpacing"/>
-        <w:spacing w:before="60"/>
+        <w:spacing w:after="40"/>
         <w:rPr>
           <w:rFonts w:ascii="Overpass" w:hAnsi="Overpass"/>
           <w:color w:val="000000" w:themeColor="text1"/>
@@ -720,42 +949,133 @@
           <w:sz w:val="18"/>
           <w:szCs w:val="18"/>
         </w:rPr>
-        <w:t xml:space="preserve">Freelance </w:t>
-      </w:r>
-      <w:r>
-        <w:rPr>
-          <w:rFonts w:ascii="Overpass" w:hAnsi="Overpass"/>
-          <w:b/>
-          <w:color w:val="000000" w:themeColor="text1"/>
-          <w:sz w:val="18"/>
-          <w:szCs w:val="18"/>
-        </w:rPr>
-        <w:t>Journalist</w:t>
-      </w:r>
-      <w:r>
-        <w:rPr>
-          <w:rFonts w:ascii="Overpass" w:hAnsi="Overpass"/>
-          <w:b/>
-          <w:color w:val="000000" w:themeColor="text1"/>
-          <w:sz w:val="18"/>
-          <w:szCs w:val="18"/>
-        </w:rPr>
-        <w:t xml:space="preserve">, </w:t>
-      </w:r>
-      <w:r>
-        <w:rPr>
-          <w:rFonts w:ascii="Overpass" w:hAnsi="Overpass"/>
-          <w:b/>
-          <w:color w:val="000000" w:themeColor="text1"/>
-          <w:sz w:val="18"/>
-          <w:szCs w:val="18"/>
-        </w:rPr>
-        <w:t>Photographer</w:t>
-      </w:r>
-      <w:r>
-        <w:rPr>
-          <w:rFonts w:ascii="Overpass" w:hAnsi="Overpass"/>
-          <w:b/>
+        <w:t>City &amp; State</w:t>
+      </w:r>
+      <w:r>
+        <w:rPr>
+          <w:rFonts w:ascii="Overpass" w:hAnsi="Overpass"/>
+          <w:color w:val="000000" w:themeColor="text1"/>
+          <w:sz w:val="18"/>
+          <w:szCs w:val="18"/>
+        </w:rPr>
+        <w:tab/>
+      </w:r>
+      <w:r>
+        <w:rPr>
+          <w:rFonts w:ascii="Overpass" w:hAnsi="Overpass"/>
+          <w:color w:val="000000" w:themeColor="text1"/>
+          <w:sz w:val="18"/>
+          <w:szCs w:val="18"/>
+        </w:rPr>
+        <w:tab/>
+      </w:r>
+      <w:r>
+        <w:rPr>
+          <w:rFonts w:ascii="Overpass" w:hAnsi="Overpass"/>
+          <w:color w:val="000000" w:themeColor="text1"/>
+          <w:sz w:val="18"/>
+          <w:szCs w:val="18"/>
+        </w:rPr>
+        <w:tab/>
+      </w:r>
+      <w:r>
+        <w:rPr>
+          <w:rFonts w:ascii="Overpass" w:hAnsi="Overpass"/>
+          <w:color w:val="000000" w:themeColor="text1"/>
+          <w:sz w:val="18"/>
+          <w:szCs w:val="18"/>
+        </w:rPr>
+        <w:tab/>
+      </w:r>
+      <w:r>
+        <w:rPr>
+          <w:rFonts w:ascii="Overpass" w:hAnsi="Overpass"/>
+          <w:color w:val="000000" w:themeColor="text1"/>
+          <w:sz w:val="18"/>
+          <w:szCs w:val="18"/>
+        </w:rPr>
+        <w:tab/>
+      </w:r>
+      <w:r>
+        <w:rPr>
+          <w:rFonts w:ascii="Overpass" w:hAnsi="Overpass"/>
+          <w:color w:val="000000" w:themeColor="text1"/>
+          <w:sz w:val="18"/>
+          <w:szCs w:val="18"/>
+        </w:rPr>
+        <w:tab/>
+      </w:r>
+      <w:r>
+        <w:rPr>
+          <w:rFonts w:ascii="Overpass" w:hAnsi="Overpass"/>
+          <w:color w:val="000000" w:themeColor="text1"/>
+          <w:sz w:val="18"/>
+          <w:szCs w:val="18"/>
+        </w:rPr>
+        <w:tab/>
+      </w:r>
+      <w:r>
+        <w:rPr>
+          <w:rFonts w:ascii="Overpass" w:hAnsi="Overpass"/>
+          <w:color w:val="000000" w:themeColor="text1"/>
+          <w:sz w:val="18"/>
+          <w:szCs w:val="18"/>
+        </w:rPr>
+        <w:tab/>
+      </w:r>
+      <w:r>
+        <w:rPr>
+          <w:rFonts w:ascii="Overpass" w:hAnsi="Overpass"/>
+          <w:color w:val="000000" w:themeColor="text1"/>
+          <w:sz w:val="18"/>
+          <w:szCs w:val="18"/>
+        </w:rPr>
+        <w:t xml:space="preserve">                </w:t>
+      </w:r>
+      <w:r>
+        <w:rPr>
+          <w:rFonts w:ascii="Overpass" w:hAnsi="Overpass"/>
+          <w:color w:val="000000" w:themeColor="text1"/>
+          <w:sz w:val="18"/>
+          <w:szCs w:val="18"/>
+        </w:rPr>
+        <w:tab/>
+        <w:t xml:space="preserve">                </w:t>
+      </w:r>
+      <w:r>
+        <w:rPr>
+          <w:rFonts w:ascii="Overpass" w:hAnsi="Overpass"/>
+          <w:i/>
+          <w:color w:val="000000" w:themeColor="text1"/>
+          <w:sz w:val="18"/>
+          <w:szCs w:val="18"/>
+        </w:rPr>
+        <w:t>January 2018 to May 2018</w:t>
+      </w:r>
+      <w:r>
+        <w:rPr>
+          <w:rFonts w:ascii="Overpass" w:hAnsi="Overpass"/>
+          <w:i/>
+          <w:color w:val="000000" w:themeColor="text1"/>
+          <w:sz w:val="18"/>
+          <w:szCs w:val="18"/>
+        </w:rPr>
+        <w:br/>
+      </w:r>
+      <w:r>
+        <w:rPr>
+          <w:rFonts w:ascii="Overpass" w:hAnsi="Overpass"/>
+          <w:i/>
+          <w:color w:val="000000" w:themeColor="text1"/>
+          <w:sz w:val="18"/>
+          <w:szCs w:val="18"/>
+        </w:rPr>
+        <w:t>Data Intern/Freelance Contributor</w:t>
+      </w:r>
+      <w:r>
+        <w:rPr>
+          <w:rFonts w:ascii="Overpass" w:hAnsi="Overpass"/>
+          <w:i/>
           <w:color w:val="000000" w:themeColor="text1"/>
           <w:sz w:val="18"/>
           <w:szCs w:val="18"/>
@@ -765,483 +1085,31 @@
       <w:r>
         <w:rPr>
           <w:rFonts w:ascii="Overpass" w:hAnsi="Overpass"/>
-          <w:b/>
-          <w:color w:val="000000" w:themeColor="text1"/>
-          <w:sz w:val="18"/>
-          <w:szCs w:val="18"/>
-        </w:rPr>
-        <w:t>and Radio Producer</w:t>
-      </w:r>
-      <w:r>
-        <w:rPr>
-          <w:rFonts w:ascii="Overpass" w:hAnsi="Overpass"/>
-          <w:b/>
-          <w:color w:val="000000" w:themeColor="text1"/>
-          <w:sz w:val="18"/>
-          <w:szCs w:val="18"/>
-        </w:rPr>
-        <w:tab/>
-      </w:r>
-      <w:r>
-        <w:rPr>
-          <w:rFonts w:ascii="Overpass" w:hAnsi="Overpass"/>
-          <w:b/>
-          <w:color w:val="000000" w:themeColor="text1"/>
-          <w:sz w:val="18"/>
-          <w:szCs w:val="18"/>
-        </w:rPr>
-        <w:tab/>
-      </w:r>
-      <w:r>
-        <w:rPr>
-          <w:rFonts w:ascii="Overpass" w:hAnsi="Overpass"/>
-          <w:b/>
-          <w:color w:val="000000" w:themeColor="text1"/>
-          <w:sz w:val="18"/>
-          <w:szCs w:val="18"/>
-        </w:rPr>
-        <w:tab/>
-      </w:r>
-      <w:r>
-        <w:rPr>
-          <w:rFonts w:ascii="Overpass" w:hAnsi="Overpass"/>
-          <w:b/>
-          <w:color w:val="000000" w:themeColor="text1"/>
-          <w:sz w:val="18"/>
-          <w:szCs w:val="18"/>
-        </w:rPr>
-        <w:tab/>
-        <w:t xml:space="preserve">              </w:t>
-      </w:r>
-      <w:r>
-        <w:rPr>
-          <w:rFonts w:ascii="Overpass" w:hAnsi="Overpass"/>
-          <w:i/>
-          <w:color w:val="000000" w:themeColor="text1"/>
-          <w:sz w:val="18"/>
-          <w:szCs w:val="18"/>
-        </w:rPr>
-        <w:t>December 2009 to Present</w:t>
-      </w:r>
-      <w:r>
-        <w:rPr>
-          <w:rFonts w:ascii="Overpass" w:hAnsi="Overpass"/>
-          <w:i/>
-          <w:color w:val="000000" w:themeColor="text1"/>
-          <w:sz w:val="18"/>
-          <w:szCs w:val="18"/>
-        </w:rPr>
-        <w:br/>
-      </w:r>
-      <w:r>
-        <w:rPr>
-          <w:rFonts w:ascii="Overpass" w:hAnsi="Overpass"/>
-          <w:color w:val="000000" w:themeColor="text1"/>
-          <w:sz w:val="18"/>
-          <w:szCs w:val="18"/>
-        </w:rPr>
-        <w:t xml:space="preserve">Work has appeared in </w:t>
+          <w:color w:val="000000" w:themeColor="text1"/>
+          <w:sz w:val="18"/>
+          <w:szCs w:val="18"/>
+        </w:rPr>
+        <w:t xml:space="preserve">– </w:t>
+      </w:r>
+      <w:r>
+        <w:rPr>
+          <w:rFonts w:ascii="Overpass" w:hAnsi="Overpass"/>
+          <w:color w:val="000000" w:themeColor="text1"/>
+          <w:sz w:val="18"/>
+          <w:szCs w:val="18"/>
+        </w:rPr>
+        <w:t xml:space="preserve">Reported on data-oriented political stories in city and state governments, focusing on public pension fund investment, congestion pricing, </w:t>
+      </w:r>
+      <w:r>
+        <w:rPr>
+          <w:rFonts w:ascii="Overpass" w:hAnsi="Overpass"/>
+          <w:color w:val="000000" w:themeColor="text1"/>
+          <w:sz w:val="18"/>
+          <w:szCs w:val="18"/>
+        </w:rPr>
+        <w:t xml:space="preserve">New York state’s budget, </w:t>
       </w:r>
       <w:hyperlink r:id="rId9" w:history="1">
-        <w:r>
-          <w:rPr>
-            <w:rStyle w:val="Hyperlink"/>
-            <w:rFonts w:ascii="Overpass" w:hAnsi="Overpass"/>
-            <w:color w:val="000000" w:themeColor="text1"/>
-            <w:sz w:val="18"/>
-            <w:szCs w:val="18"/>
-          </w:rPr>
-          <w:t>The New York Times</w:t>
-        </w:r>
-      </w:hyperlink>
-      <w:r>
-        <w:rPr>
-          <w:rFonts w:ascii="Overpass" w:hAnsi="Overpass"/>
-          <w:color w:val="000000" w:themeColor="text1"/>
-          <w:sz w:val="18"/>
-          <w:szCs w:val="18"/>
-        </w:rPr>
-        <w:t xml:space="preserve">, </w:t>
-      </w:r>
-      <w:hyperlink r:id="rId10" w:history="1">
-        <w:r>
-          <w:rPr>
-            <w:rStyle w:val="Hyperlink"/>
-            <w:rFonts w:ascii="Overpass" w:hAnsi="Overpass"/>
-            <w:color w:val="000000" w:themeColor="text1"/>
-            <w:sz w:val="18"/>
-            <w:szCs w:val="18"/>
-          </w:rPr>
-          <w:t>Gothamist</w:t>
-        </w:r>
-      </w:hyperlink>
-      <w:r>
-        <w:rPr>
-          <w:rFonts w:ascii="Overpass" w:hAnsi="Overpass"/>
-          <w:color w:val="000000" w:themeColor="text1"/>
-          <w:sz w:val="18"/>
-          <w:szCs w:val="18"/>
-        </w:rPr>
-        <w:t xml:space="preserve">, </w:t>
-      </w:r>
-      <w:hyperlink r:id="rId11" w:history="1">
-        <w:r>
-          <w:rPr>
-            <w:rStyle w:val="Hyperlink"/>
-            <w:rFonts w:ascii="Overpass" w:hAnsi="Overpass"/>
-            <w:color w:val="000000" w:themeColor="text1"/>
-            <w:sz w:val="18"/>
-            <w:szCs w:val="18"/>
-          </w:rPr>
-          <w:t>Deadspin</w:t>
-        </w:r>
-      </w:hyperlink>
-      <w:r>
-        <w:rPr>
-          <w:rFonts w:ascii="Overpass" w:hAnsi="Overpass"/>
-          <w:color w:val="000000" w:themeColor="text1"/>
-          <w:sz w:val="18"/>
-          <w:szCs w:val="18"/>
-        </w:rPr>
-        <w:t xml:space="preserve">, </w:t>
-      </w:r>
-      <w:hyperlink r:id="rId12" w:history="1">
-        <w:r>
-          <w:rPr>
-            <w:rStyle w:val="Hyperlink"/>
-            <w:rFonts w:ascii="Overpass" w:hAnsi="Overpass"/>
-            <w:color w:val="000000" w:themeColor="text1"/>
-            <w:sz w:val="18"/>
-            <w:szCs w:val="18"/>
-          </w:rPr>
-          <w:t>City &amp; State New York</w:t>
-        </w:r>
-      </w:hyperlink>
-      <w:r>
-        <w:rPr>
-          <w:rFonts w:ascii="Overpass" w:hAnsi="Overpass"/>
-          <w:color w:val="000000" w:themeColor="text1"/>
-          <w:sz w:val="18"/>
-          <w:szCs w:val="18"/>
-        </w:rPr>
-        <w:t xml:space="preserve">, </w:t>
-      </w:r>
-      <w:hyperlink r:id="rId13" w:history="1">
-        <w:r>
-          <w:rPr>
-            <w:rStyle w:val="Hyperlink"/>
-            <w:rFonts w:ascii="Overpass" w:hAnsi="Overpass"/>
-            <w:color w:val="000000" w:themeColor="text1"/>
-            <w:sz w:val="18"/>
-            <w:szCs w:val="18"/>
-          </w:rPr>
-          <w:t>Cannabis Wire</w:t>
-        </w:r>
-      </w:hyperlink>
-      <w:r>
-        <w:rPr>
-          <w:rFonts w:ascii="Overpass" w:hAnsi="Overpass"/>
-          <w:color w:val="000000" w:themeColor="text1"/>
-          <w:sz w:val="18"/>
-          <w:szCs w:val="18"/>
-        </w:rPr>
-        <w:t xml:space="preserve">, WNYC’s </w:t>
-      </w:r>
-      <w:r>
-        <w:rPr>
-          <w:rFonts w:ascii="Overpass" w:hAnsi="Overpass"/>
-          <w:color w:val="000000" w:themeColor="text1"/>
-          <w:sz w:val="18"/>
-          <w:szCs w:val="18"/>
-        </w:rPr>
-        <w:t xml:space="preserve">The Leonard Lopate Show, </w:t>
-      </w:r>
-      <w:hyperlink r:id="rId14" w:history="1">
-        <w:r>
-          <w:rPr>
-            <w:rStyle w:val="Hyperlink"/>
-            <w:rFonts w:ascii="Overpass" w:hAnsi="Overpass"/>
-            <w:color w:val="000000" w:themeColor="text1"/>
-            <w:sz w:val="18"/>
-            <w:szCs w:val="18"/>
-          </w:rPr>
-          <w:t>Edible</w:t>
-        </w:r>
-      </w:hyperlink>
-      <w:r>
-        <w:rPr>
-          <w:rFonts w:ascii="Overpass" w:hAnsi="Overpass"/>
-          <w:color w:val="000000" w:themeColor="text1"/>
-          <w:sz w:val="18"/>
-          <w:szCs w:val="18"/>
-        </w:rPr>
-        <w:t xml:space="preserve">, </w:t>
-      </w:r>
-      <w:hyperlink r:id="rId15" w:history="1">
-        <w:r>
-          <w:rPr>
-            <w:rStyle w:val="Hyperlink"/>
-            <w:rFonts w:ascii="Overpass" w:hAnsi="Overpass"/>
-            <w:color w:val="000000" w:themeColor="text1"/>
-            <w:sz w:val="18"/>
-            <w:szCs w:val="18"/>
-          </w:rPr>
-          <w:t>Serious Eats</w:t>
-        </w:r>
-      </w:hyperlink>
-      <w:r>
-        <w:rPr>
-          <w:rFonts w:ascii="Overpass" w:hAnsi="Overpass"/>
-          <w:color w:val="000000" w:themeColor="text1"/>
-          <w:sz w:val="18"/>
-          <w:szCs w:val="18"/>
-        </w:rPr>
-        <w:t xml:space="preserve">, </w:t>
-      </w:r>
-      <w:hyperlink r:id="rId16" w:history="1">
-        <w:r>
-          <w:rPr>
-            <w:rStyle w:val="Hyperlink"/>
-            <w:rFonts w:ascii="Overpass" w:hAnsi="Overpass"/>
-            <w:color w:val="000000" w:themeColor="text1"/>
-            <w:sz w:val="18"/>
-            <w:szCs w:val="18"/>
-          </w:rPr>
-          <w:t>DNAinfo</w:t>
-        </w:r>
-      </w:hyperlink>
-      <w:r>
-        <w:rPr>
-          <w:rFonts w:ascii="Overpass" w:hAnsi="Overpass"/>
-          <w:color w:val="000000" w:themeColor="text1"/>
-          <w:sz w:val="18"/>
-          <w:szCs w:val="18"/>
-        </w:rPr>
-        <w:t xml:space="preserve">, </w:t>
-      </w:r>
-      <w:hyperlink r:id="rId17" w:history="1">
-        <w:r>
-          <w:rPr>
-            <w:rStyle w:val="Hyperlink"/>
-            <w:rFonts w:ascii="Overpass" w:hAnsi="Overpass"/>
-            <w:color w:val="000000" w:themeColor="text1"/>
-            <w:sz w:val="18"/>
-            <w:szCs w:val="18"/>
-          </w:rPr>
-          <w:t>Village Voice</w:t>
-        </w:r>
-      </w:hyperlink>
-      <w:r>
-        <w:rPr>
-          <w:rFonts w:ascii="Overpass" w:hAnsi="Overpass"/>
-          <w:color w:val="000000" w:themeColor="text1"/>
-          <w:sz w:val="18"/>
-          <w:szCs w:val="18"/>
-        </w:rPr>
-        <w:t xml:space="preserve"> and </w:t>
-      </w:r>
-      <w:hyperlink r:id="rId18" w:history="1">
-        <w:r>
-          <w:rPr>
-            <w:rStyle w:val="Hyperlink"/>
-            <w:rFonts w:ascii="Overpass" w:hAnsi="Overpass"/>
-            <w:color w:val="000000" w:themeColor="text1"/>
-            <w:sz w:val="18"/>
-            <w:szCs w:val="18"/>
-          </w:rPr>
-          <w:t>others</w:t>
-        </w:r>
-      </w:hyperlink>
-      <w:r>
-        <w:rPr>
-          <w:rFonts w:ascii="Overpass" w:hAnsi="Overpass"/>
-          <w:color w:val="000000" w:themeColor="text1"/>
-          <w:sz w:val="18"/>
-          <w:szCs w:val="18"/>
-        </w:rPr>
-        <w:t>.</w:t>
-      </w:r>
-    </w:p>
-    <w:p>
-      <w:pPr>
-        <w:pStyle w:val="NoSpacing"/>
-        <w:spacing w:before="40" w:after="40"/>
-        <w:rPr>
-          <w:rFonts w:ascii="Overpass" w:hAnsi="Overpass"/>
-          <w:color w:val="000000" w:themeColor="text1"/>
-          <w:sz w:val="18"/>
-          <w:szCs w:val="18"/>
-        </w:rPr>
-      </w:pPr>
-      <w:r>
-        <w:rPr>
-          <w:rFonts w:ascii="Overpass" w:hAnsi="Overpass"/>
-          <w:b/>
-          <w:color w:val="000000" w:themeColor="text1"/>
-          <w:sz w:val="18"/>
-          <w:szCs w:val="18"/>
-        </w:rPr>
-        <w:t>City &amp; State</w:t>
-      </w:r>
-      <w:r>
-        <w:rPr>
-          <w:rFonts w:ascii="Overpass" w:hAnsi="Overpass"/>
-          <w:color w:val="000000" w:themeColor="text1"/>
-          <w:sz w:val="18"/>
-          <w:szCs w:val="18"/>
-        </w:rPr>
-        <w:tab/>
-      </w:r>
-      <w:r>
-        <w:rPr>
-          <w:rFonts w:ascii="Overpass" w:hAnsi="Overpass"/>
-          <w:color w:val="000000" w:themeColor="text1"/>
-          <w:sz w:val="18"/>
-          <w:szCs w:val="18"/>
-        </w:rPr>
-        <w:tab/>
-      </w:r>
-      <w:r>
-        <w:rPr>
-          <w:rFonts w:ascii="Overpass" w:hAnsi="Overpass"/>
-          <w:color w:val="000000" w:themeColor="text1"/>
-          <w:sz w:val="18"/>
-          <w:szCs w:val="18"/>
-        </w:rPr>
-        <w:tab/>
-      </w:r>
-      <w:r>
-        <w:rPr>
-          <w:rFonts w:ascii="Overpass" w:hAnsi="Overpass"/>
-          <w:color w:val="000000" w:themeColor="text1"/>
-          <w:sz w:val="18"/>
-          <w:szCs w:val="18"/>
-        </w:rPr>
-        <w:tab/>
-      </w:r>
-      <w:r>
-        <w:rPr>
-          <w:rFonts w:ascii="Overpass" w:hAnsi="Overpass"/>
-          <w:color w:val="000000" w:themeColor="text1"/>
-          <w:sz w:val="18"/>
-          <w:szCs w:val="18"/>
-        </w:rPr>
-        <w:tab/>
-      </w:r>
-      <w:r>
-        <w:rPr>
-          <w:rFonts w:ascii="Overpass" w:hAnsi="Overpass"/>
-          <w:color w:val="000000" w:themeColor="text1"/>
-          <w:sz w:val="18"/>
-          <w:szCs w:val="18"/>
-        </w:rPr>
-        <w:tab/>
-      </w:r>
-      <w:r>
-        <w:rPr>
-          <w:rFonts w:ascii="Overpass" w:hAnsi="Overpass"/>
-          <w:color w:val="000000" w:themeColor="text1"/>
-          <w:sz w:val="18"/>
-          <w:szCs w:val="18"/>
-        </w:rPr>
-        <w:tab/>
-      </w:r>
-      <w:r>
-        <w:rPr>
-          <w:rFonts w:ascii="Overpass" w:hAnsi="Overpass"/>
-          <w:color w:val="000000" w:themeColor="text1"/>
-          <w:sz w:val="18"/>
-          <w:szCs w:val="18"/>
-        </w:rPr>
-        <w:tab/>
-      </w:r>
-      <w:r>
-        <w:rPr>
-          <w:rFonts w:ascii="Overpass" w:hAnsi="Overpass"/>
-          <w:color w:val="000000" w:themeColor="text1"/>
-          <w:sz w:val="18"/>
-          <w:szCs w:val="18"/>
-        </w:rPr>
-        <w:t xml:space="preserve">                </w:t>
-      </w:r>
-      <w:r>
-        <w:rPr>
-          <w:rFonts w:ascii="Overpass" w:hAnsi="Overpass"/>
-          <w:color w:val="000000" w:themeColor="text1"/>
-          <w:sz w:val="18"/>
-          <w:szCs w:val="18"/>
-        </w:rPr>
-        <w:tab/>
-        <w:t xml:space="preserve">                </w:t>
-      </w:r>
-      <w:r>
-        <w:rPr>
-          <w:rFonts w:ascii="Overpass" w:hAnsi="Overpass"/>
-          <w:i/>
-          <w:color w:val="000000" w:themeColor="text1"/>
-          <w:sz w:val="18"/>
-          <w:szCs w:val="18"/>
-        </w:rPr>
-        <w:t>January 2018 to May 2018</w:t>
-      </w:r>
-      <w:r>
-        <w:rPr>
-          <w:rFonts w:ascii="Overpass" w:hAnsi="Overpass"/>
-          <w:i/>
-          <w:color w:val="000000" w:themeColor="text1"/>
-          <w:sz w:val="18"/>
-          <w:szCs w:val="18"/>
-        </w:rPr>
-        <w:br/>
-      </w:r>
-      <w:r>
-        <w:rPr>
-          <w:rFonts w:ascii="Overpass" w:hAnsi="Overpass"/>
-          <w:i/>
-          <w:color w:val="000000" w:themeColor="text1"/>
-          <w:sz w:val="18"/>
-          <w:szCs w:val="18"/>
-        </w:rPr>
-        <w:t>Data Intern/Freelance Contributor</w:t>
-      </w:r>
-      <w:r>
-        <w:rPr>
-          <w:rFonts w:ascii="Overpass" w:hAnsi="Overpass"/>
-          <w:i/>
-          <w:color w:val="000000" w:themeColor="text1"/>
-          <w:sz w:val="18"/>
-          <w:szCs w:val="18"/>
-        </w:rPr>
-        <w:t xml:space="preserve"> </w:t>
-      </w:r>
-      <w:r>
-        <w:rPr>
-          <w:rFonts w:ascii="Overpass" w:hAnsi="Overpass"/>
-          <w:color w:val="000000" w:themeColor="text1"/>
-          <w:sz w:val="18"/>
-          <w:szCs w:val="18"/>
-        </w:rPr>
-        <w:t xml:space="preserve">– </w:t>
-      </w:r>
-      <w:r>
-        <w:rPr>
-          <w:rFonts w:ascii="Overpass" w:hAnsi="Overpass"/>
-          <w:color w:val="000000" w:themeColor="text1"/>
-          <w:sz w:val="18"/>
-          <w:szCs w:val="18"/>
-        </w:rPr>
-        <w:t xml:space="preserve">Reported on data-oriented political stories in city and state governments, focusing on public pension fund investment, congestion pricing, </w:t>
-      </w:r>
-      <w:r>
-        <w:rPr>
-          <w:rFonts w:ascii="Overpass" w:hAnsi="Overpass"/>
-          <w:color w:val="000000" w:themeColor="text1"/>
-          <w:sz w:val="18"/>
-          <w:szCs w:val="18"/>
-        </w:rPr>
-        <w:t xml:space="preserve">New York state’s budget, </w:t>
-      </w:r>
-      <w:hyperlink r:id="rId19" w:history="1">
         <w:r>
           <w:rPr>
             <w:rStyle w:val="Hyperlink"/>
@@ -1262,7 +1130,7 @@
         </w:rPr>
         <w:t xml:space="preserve">, and </w:t>
       </w:r>
-      <w:hyperlink r:id="rId20" w:history="1">
+      <w:hyperlink r:id="rId10" w:history="1">
         <w:r>
           <w:rPr>
             <w:rStyle w:val="Hyperlink"/>
@@ -1331,7 +1199,7 @@
         </w:rPr>
         <w:t xml:space="preserve">(more at </w:t>
       </w:r>
-      <w:hyperlink r:id="rId21" w:history="1">
+      <w:hyperlink r:id="rId11" w:history="1">
         <w:r>
           <w:rPr>
             <w:rStyle w:val="Hyperlink"/>
@@ -1346,6 +1214,26 @@
       <w:r>
         <w:rPr>
           <w:rFonts w:ascii="Overpass" w:hAnsi="Overpass"/>
+          <w:sz w:val="14"/>
+          <w:szCs w:val="14"/>
+        </w:rPr>
+        <w:t xml:space="preserve"> and </w:t>
+      </w:r>
+      <w:hyperlink r:id="rId12" w:history="1">
+        <w:r>
+          <w:rPr>
+            <w:rStyle w:val="Hyperlink"/>
+            <w:rFonts w:ascii="Overpass" w:hAnsi="Overpass"/>
+            <w:color w:val="000000" w:themeColor="text1"/>
+            <w:sz w:val="14"/>
+            <w:szCs w:val="14"/>
+          </w:rPr>
+          <w:t>benjayingly.com</w:t>
+        </w:r>
+      </w:hyperlink>
+      <w:r>
+        <w:rPr>
+          <w:rFonts w:ascii="Overpass" w:hAnsi="Overpass"/>
           <w:color w:val="000000" w:themeColor="text1"/>
           <w:sz w:val="14"/>
           <w:szCs w:val="14"/>
@@ -1373,43 +1261,19 @@
           <w:sz w:val="18"/>
           <w:szCs w:val="18"/>
         </w:rPr>
-        <w:t xml:space="preserve">NYC Evictions Creep Up </w:t>
-      </w:r>
-      <w:proofErr w:type="gramStart"/>
+        <w:t>Trump’s Legal Battles</w:t>
+      </w:r>
       <w:r>
         <w:rPr>
           <w:rFonts w:ascii="Overpass" w:hAnsi="Overpass"/>
           <w:b/>
-          <w:bCs/>
-          <w:color w:val="000000" w:themeColor="text1"/>
-          <w:sz w:val="18"/>
-          <w:szCs w:val="18"/>
-        </w:rPr>
-        <w:t>As</w:t>
-      </w:r>
-      <w:proofErr w:type="gramEnd"/>
-      <w:r>
-        <w:rPr>
-          <w:rFonts w:ascii="Overpass" w:hAnsi="Overpass"/>
-          <w:b/>
-          <w:bCs/>
-          <w:color w:val="000000" w:themeColor="text1"/>
-          <w:sz w:val="18"/>
-          <w:szCs w:val="18"/>
-        </w:rPr>
-        <w:t xml:space="preserve"> Housing Courts Get Busier</w:t>
-      </w:r>
-      <w:r>
-        <w:rPr>
-          <w:rFonts w:ascii="Overpass" w:hAnsi="Overpass"/>
-          <w:b/>
           <w:color w:val="000000" w:themeColor="text1"/>
           <w:sz w:val="18"/>
           <w:szCs w:val="18"/>
         </w:rPr>
         <w:t xml:space="preserve">: </w:t>
       </w:r>
-      <w:hyperlink r:id="rId22" w:history="1">
+      <w:hyperlink r:id="rId13" w:history="1">
         <w:r>
           <w:rPr>
             <w:rStyle w:val="Hyperlink"/>
@@ -1419,7 +1283,7 @@
             <w:sz w:val="18"/>
             <w:szCs w:val="18"/>
           </w:rPr>
-          <w:t>https://www.law360.com/articles/1513877</w:t>
+          <w:t>https://www.law360.com/trump-legal-challenges</w:t>
         </w:r>
       </w:hyperlink>
       <w:r>
@@ -1440,7 +1304,7 @@
           <w:sz w:val="18"/>
           <w:szCs w:val="18"/>
         </w:rPr>
-        <w:t>• Feature on evictions in New York City as Covid-era tenant protections expire</w:t>
+        <w:t xml:space="preserve">• </w:t>
       </w:r>
       <w:r>
         <w:rPr>
@@ -1450,37 +1314,7 @@
           <w:sz w:val="18"/>
           <w:szCs w:val="18"/>
         </w:rPr>
-        <w:t>d</w:t>
-      </w:r>
-      <w:r>
-        <w:rPr>
-          <w:rFonts w:ascii="Overpass" w:hAnsi="Overpass"/>
-          <w:bCs/>
-          <w:color w:val="000000" w:themeColor="text1"/>
-          <w:sz w:val="18"/>
-          <w:szCs w:val="18"/>
-        </w:rPr>
-        <w:t xml:space="preserve">. Evictions slowly but steadily </w:t>
-      </w:r>
-      <w:r>
-        <w:rPr>
-          <w:rFonts w:ascii="Overpass" w:hAnsi="Overpass"/>
-          <w:bCs/>
-          <w:color w:val="000000" w:themeColor="text1"/>
-          <w:sz w:val="18"/>
-          <w:szCs w:val="18"/>
-        </w:rPr>
-        <w:t>rose after the</w:t>
-      </w:r>
-      <w:r>
-        <w:rPr>
-          <w:rFonts w:ascii="Overpass" w:hAnsi="Overpass"/>
-          <w:bCs/>
-          <w:color w:val="000000" w:themeColor="text1"/>
-          <w:sz w:val="18"/>
-          <w:szCs w:val="18"/>
-        </w:rPr>
-        <w:t xml:space="preserve"> statewide eviction moratorium lapsed, but Emergency Rental Assistance Program applicants still enjoy some protections. </w:t>
+        <w:t>Public-facing database feature, tracking lawsuits against the second Trump administration’s actions and executive orders.</w:t>
       </w:r>
     </w:p>
     <w:p>
@@ -1502,16 +1336,48 @@
           <w:sz w:val="18"/>
           <w:szCs w:val="18"/>
         </w:rPr>
-        <w:t xml:space="preserve">• Worked with reporter to analyze executed eviction warrant data from NYC's Department of Investigation, develop a methodology for filtering evictions with multiple warrants, and visualize evictions and case stats over time and by ZIP code. </w:t>
+        <w:t xml:space="preserve">• </w:t>
+      </w:r>
+      <w:r>
+        <w:rPr>
+          <w:rFonts w:ascii="Overpass" w:hAnsi="Overpass"/>
+          <w:bCs/>
+          <w:color w:val="000000" w:themeColor="text1"/>
+          <w:sz w:val="18"/>
+          <w:szCs w:val="18"/>
+        </w:rPr>
+        <w:t xml:space="preserve">First built with a group of reporters after Trump’s return to office, we published within a month of the </w:t>
+      </w:r>
+      <w:proofErr w:type="gramStart"/>
+      <w:r>
+        <w:rPr>
+          <w:rFonts w:ascii="Overpass" w:hAnsi="Overpass"/>
+          <w:bCs/>
+          <w:color w:val="000000" w:themeColor="text1"/>
+          <w:sz w:val="18"/>
+          <w:szCs w:val="18"/>
+        </w:rPr>
+        <w:t>inauguration, and</w:t>
+      </w:r>
+      <w:proofErr w:type="gramEnd"/>
+      <w:r>
+        <w:rPr>
+          <w:rFonts w:ascii="Overpass" w:hAnsi="Overpass"/>
+          <w:bCs/>
+          <w:color w:val="000000" w:themeColor="text1"/>
+          <w:sz w:val="18"/>
+          <w:szCs w:val="18"/>
+        </w:rPr>
+        <w:t xml:space="preserve"> have been tracking cases since. As of August 2026, we’ve tracked over 560 cases, and still update several times each week.</w:t>
       </w:r>
     </w:p>
     <w:p>
       <w:pPr>
         <w:pStyle w:val="NoSpacing"/>
-        <w:spacing w:before="40"/>
-        <w:rPr>
-          <w:rFonts w:ascii="Overpass" w:hAnsi="Overpass"/>
-          <w:b/>
+        <w:spacing w:after="40"/>
+        <w:rPr>
+          <w:rFonts w:ascii="Overpass" w:hAnsi="Overpass"/>
+          <w:bCs/>
           <w:color w:val="000000" w:themeColor="text1"/>
           <w:sz w:val="18"/>
           <w:szCs w:val="18"/>
@@ -1520,46 +1386,12 @@
       <w:r>
         <w:rPr>
           <w:rFonts w:ascii="Overpass" w:hAnsi="Overpass"/>
-          <w:b/>
           <w:bCs/>
           <w:color w:val="000000" w:themeColor="text1"/>
           <w:sz w:val="18"/>
           <w:szCs w:val="18"/>
         </w:rPr>
-        <w:t>'Flooded': Jan. 6 Caseload Draws Nationwide Legal Effort</w:t>
-      </w:r>
-      <w:r>
-        <w:rPr>
-          <w:rFonts w:ascii="Overpass" w:hAnsi="Overpass"/>
-          <w:b/>
-          <w:color w:val="000000" w:themeColor="text1"/>
-          <w:sz w:val="18"/>
-          <w:szCs w:val="18"/>
-        </w:rPr>
-        <w:t xml:space="preserve">: </w:t>
-      </w:r>
-      <w:hyperlink r:id="rId23" w:history="1">
-        <w:r>
-          <w:rPr>
-            <w:rStyle w:val="Hyperlink"/>
-            <w:rFonts w:ascii="Overpass" w:hAnsi="Overpass"/>
-            <w:bCs/>
-            <w:color w:val="000000" w:themeColor="text1"/>
-            <w:sz w:val="18"/>
-            <w:szCs w:val="18"/>
-          </w:rPr>
-          <w:t>https://www.law360.com/articles/1449133</w:t>
-        </w:r>
-      </w:hyperlink>
-      <w:r>
-        <w:rPr>
-          <w:rFonts w:ascii="Overpass" w:hAnsi="Overpass"/>
-          <w:b/>
-          <w:color w:val="000000" w:themeColor="text1"/>
-          <w:sz w:val="18"/>
-          <w:szCs w:val="18"/>
-        </w:rPr>
-        <w:br/>
+        <w:t xml:space="preserve">• </w:t>
       </w:r>
       <w:r>
         <w:rPr>
@@ -1569,24 +1401,21 @@
           <w:sz w:val="18"/>
           <w:szCs w:val="18"/>
         </w:rPr>
-        <w:t>• Feature on the ongoing nationwide legal effort to prosecute and defend the January 6th capitol rioters, as part of Law360’s “One Year Later, Fallout From Jan. 6 Riot Continues In Court” package.</w:t>
-      </w:r>
-      <w:r>
-        <w:rPr>
-          <w:rFonts w:ascii="Overpass" w:hAnsi="Overpass"/>
-          <w:bCs/>
-          <w:color w:val="000000" w:themeColor="text1"/>
-          <w:sz w:val="18"/>
-          <w:szCs w:val="18"/>
-        </w:rPr>
-        <w:br/>
-        <w:t>• Worked with reporter to clean and analyze data on hundreds on 1/6 prosecutions, and link defendants to public defenders, prosecutors and federal judicial districts in two “flight map” visualizations.</w:t>
+        <w:t>Database is searchable and filterable by issue type, specific executive actions and orders, and by case and ruling status.</w:t>
       </w:r>
     </w:p>
     <w:p>
       <w:pPr>
         <w:pStyle w:val="NoSpacing"/>
-        <w:spacing w:before="40" w:after="40"/>
+        <w:spacing w:after="40"/>
+        <w:rPr>
+          <w:rFonts w:ascii="Overpass" w:hAnsi="Overpass"/>
+          <w:color w:val="000000" w:themeColor="text1"/>
+          <w:sz w:val="18"/>
+          <w:szCs w:val="18"/>
+        </w:rPr>
+      </w:pPr>
+      <w:r>
         <w:rPr>
           <w:rFonts w:ascii="Overpass" w:hAnsi="Overpass"/>
           <w:b/>
@@ -1595,16 +1424,6 @@
           <w:sz w:val="18"/>
           <w:szCs w:val="18"/>
         </w:rPr>
-      </w:pPr>
-      <w:r>
-        <w:rPr>
-          <w:rFonts w:ascii="Overpass" w:hAnsi="Overpass"/>
-          <w:b/>
-          <w:bCs/>
-          <w:color w:val="000000" w:themeColor="text1"/>
-          <w:sz w:val="18"/>
-          <w:szCs w:val="18"/>
-        </w:rPr>
         <w:t>Wall Street's Single-Family Home Grab, Phoenix</w:t>
       </w:r>
       <w:r>
@@ -1616,7 +1435,7 @@
         </w:rPr>
         <w:t xml:space="preserve">: </w:t>
       </w:r>
-      <w:hyperlink r:id="rId24" w:history="1">
+      <w:hyperlink r:id="rId14" w:history="1">
         <w:r>
           <w:rPr>
             <w:rStyle w:val="Hyperlink"/>
@@ -1625,7 +1444,47 @@
             <w:sz w:val="18"/>
             <w:szCs w:val="18"/>
           </w:rPr>
-          <w:t>https://www.law360.com/real-estate-authority/articles/1531385</w:t>
+          <w:t>https://www.law360.com/real-estate-authority/arti</w:t>
+        </w:r>
+        <w:r>
+          <w:rPr>
+            <w:rStyle w:val="Hyperlink"/>
+            <w:rFonts w:ascii="Overpass" w:hAnsi="Overpass"/>
+            <w:color w:val="000000" w:themeColor="text1"/>
+            <w:sz w:val="18"/>
+            <w:szCs w:val="18"/>
+          </w:rPr>
+          <w:t>c</w:t>
+        </w:r>
+        <w:r>
+          <w:rPr>
+            <w:rStyle w:val="Hyperlink"/>
+            <w:rFonts w:ascii="Overpass" w:hAnsi="Overpass"/>
+            <w:color w:val="000000" w:themeColor="text1"/>
+            <w:sz w:val="18"/>
+            <w:szCs w:val="18"/>
+          </w:rPr>
+          <w:t>l</w:t>
+        </w:r>
+        <w:r>
+          <w:rPr>
+            <w:rStyle w:val="Hyperlink"/>
+            <w:rFonts w:ascii="Overpass" w:hAnsi="Overpass"/>
+            <w:color w:val="000000" w:themeColor="text1"/>
+            <w:sz w:val="18"/>
+            <w:szCs w:val="18"/>
+          </w:rPr>
+          <w:t>e</w:t>
+        </w:r>
+        <w:r>
+          <w:rPr>
+            <w:rStyle w:val="Hyperlink"/>
+            <w:rFonts w:ascii="Overpass" w:hAnsi="Overpass"/>
+            <w:color w:val="000000" w:themeColor="text1"/>
+            <w:sz w:val="18"/>
+            <w:szCs w:val="18"/>
+          </w:rPr>
+          <w:t>s/1531385</w:t>
         </w:r>
       </w:hyperlink>
       <w:r>
@@ -1654,16 +1513,7 @@
           <w:sz w:val="18"/>
           <w:szCs w:val="18"/>
         </w:rPr>
-        <w:t xml:space="preserve">Visualized all corporate-owned single-family rentals in </w:t>
-      </w:r>
-      <w:r>
-        <w:rPr>
-          <w:rFonts w:ascii="Overpass" w:hAnsi="Overpass"/>
-          <w:color w:val="000000" w:themeColor="text1"/>
-          <w:sz w:val="18"/>
-          <w:szCs w:val="18"/>
-        </w:rPr>
-        <w:t>Phoenix based on deep analysis of public real estate records.</w:t>
+        <w:t>Visualized all corporate-owned single-family rentals in Phoenix based on deep analysis of public real estate records.</w:t>
       </w:r>
       <w:r>
         <w:rPr>
@@ -1682,8 +1532,29 @@
           <w:sz w:val="18"/>
           <w:szCs w:val="18"/>
         </w:rPr>
-        <w:t>Led to two follow-up packages with interactive graphics, covering corporate SFR</w:t>
-      </w:r>
+        <w:t xml:space="preserve">Led to three follow-up packages with interactive graphics, </w:t>
+      </w:r>
+      <w:r>
+        <w:rPr>
+          <w:rFonts w:ascii="Overpass" w:hAnsi="Overpass"/>
+          <w:color w:val="000000" w:themeColor="text1"/>
+          <w:sz w:val="18"/>
+          <w:szCs w:val="18"/>
+        </w:rPr>
+        <w:t xml:space="preserve">covering </w:t>
+      </w:r>
+      <w:hyperlink r:id="rId15" w:history="1">
+        <w:r>
+          <w:rPr>
+            <w:rStyle w:val="Hyperlink"/>
+            <w:rFonts w:ascii="Overpass" w:hAnsi="Overpass"/>
+            <w:color w:val="000000" w:themeColor="text1"/>
+            <w:sz w:val="18"/>
+            <w:szCs w:val="18"/>
+          </w:rPr>
+          <w:t>corporate SFR</w:t>
+        </w:r>
+      </w:hyperlink>
       <w:r>
         <w:rPr>
           <w:rFonts w:ascii="Overpass" w:hAnsi="Overpass"/>
@@ -1693,7 +1564,7 @@
         </w:rPr>
         <w:t xml:space="preserve"> </w:t>
       </w:r>
-      <w:hyperlink r:id="rId25" w:history="1">
+      <w:hyperlink r:id="rId16" w:history="1">
         <w:r>
           <w:rPr>
             <w:rStyle w:val="Hyperlink"/>
@@ -1712,9 +1583,18 @@
           <w:sz w:val="18"/>
           <w:szCs w:val="18"/>
         </w:rPr>
-        <w:t xml:space="preserve"> and </w:t>
-      </w:r>
-      <w:hyperlink r:id="rId26" w:history="1">
+        <w:t xml:space="preserve"> </w:t>
+      </w:r>
+      <w:r>
+        <w:rPr>
+          <w:rFonts w:ascii="Overpass" w:hAnsi="Overpass"/>
+          <w:color w:val="000000" w:themeColor="text1"/>
+          <w:sz w:val="18"/>
+          <w:szCs w:val="18"/>
+        </w:rPr>
+        <w:t xml:space="preserve">and </w:t>
+      </w:r>
+      <w:hyperlink r:id="rId17" w:history="1">
         <w:r>
           <w:rPr>
             <w:rStyle w:val="Hyperlink"/>
@@ -1747,10 +1627,10 @@
     </w:p>
     <w:p>
       <w:pPr>
-        <w:pStyle w:val="Heading2"/>
-        <w:spacing w:line="180" w:lineRule="auto"/>
-        <w:rPr>
-          <w:rFonts w:ascii="Overpass" w:hAnsi="Overpass"/>
+        <w:pStyle w:val="NoSpacing"/>
+        <w:rPr>
+          <w:rFonts w:ascii="Overpass" w:hAnsi="Overpass"/>
+          <w:bCs/>
           <w:color w:val="000000" w:themeColor="text1"/>
           <w:sz w:val="18"/>
           <w:szCs w:val="18"/>
@@ -1759,61 +1639,37 @@
       <w:r>
         <w:rPr>
           <w:rFonts w:ascii="Overpass" w:hAnsi="Overpass"/>
-          <w:color w:val="000000" w:themeColor="text1"/>
-          <w:sz w:val="18"/>
-          <w:szCs w:val="18"/>
-        </w:rPr>
-        <w:t>EDUCATION</w:t>
-      </w:r>
-    </w:p>
-    <w:p>
-      <w:pPr>
-        <w:pStyle w:val="NoSpacing"/>
-        <w:rPr>
-          <w:rFonts w:ascii="Overpass" w:hAnsi="Overpass"/>
-          <w:color w:val="000000" w:themeColor="text1"/>
-          <w:sz w:val="18"/>
-          <w:szCs w:val="18"/>
-        </w:rPr>
-      </w:pPr>
-      <w:r>
-        <w:rPr>
-          <w:rFonts w:ascii="Overpass" w:hAnsi="Overpass"/>
           <w:b/>
-          <w:color w:val="000000" w:themeColor="text1"/>
-          <w:sz w:val="18"/>
-          <w:szCs w:val="18"/>
-        </w:rPr>
-        <w:t>CUNY Graduate School of Journalism</w:t>
-      </w:r>
-      <w:r>
-        <w:rPr>
-          <w:rFonts w:ascii="Overpass" w:hAnsi="Overpass"/>
-          <w:color w:val="000000" w:themeColor="text1"/>
-          <w:sz w:val="18"/>
-          <w:szCs w:val="18"/>
-        </w:rPr>
-        <w:t xml:space="preserve"> (New York, NY)</w:t>
-      </w:r>
+          <w:bCs/>
+          <w:color w:val="000000" w:themeColor="text1"/>
+          <w:sz w:val="18"/>
+          <w:szCs w:val="18"/>
+        </w:rPr>
+        <w:t xml:space="preserve">NYC Evictions Creep Up </w:t>
+      </w:r>
+      <w:proofErr w:type="gramStart"/>
       <w:r>
         <w:rPr>
           <w:rFonts w:ascii="Overpass" w:hAnsi="Overpass"/>
           <w:b/>
-          <w:color w:val="000000" w:themeColor="text1"/>
-          <w:sz w:val="18"/>
-          <w:szCs w:val="18"/>
-        </w:rPr>
-        <w:tab/>
-      </w:r>
+          <w:bCs/>
+          <w:color w:val="000000" w:themeColor="text1"/>
+          <w:sz w:val="18"/>
+          <w:szCs w:val="18"/>
+        </w:rPr>
+        <w:t>As</w:t>
+      </w:r>
+      <w:proofErr w:type="gramEnd"/>
       <w:r>
         <w:rPr>
           <w:rFonts w:ascii="Overpass" w:hAnsi="Overpass"/>
           <w:b/>
-          <w:color w:val="000000" w:themeColor="text1"/>
-          <w:sz w:val="18"/>
-          <w:szCs w:val="18"/>
-        </w:rPr>
-        <w:tab/>
+          <w:bCs/>
+          <w:color w:val="000000" w:themeColor="text1"/>
+          <w:sz w:val="18"/>
+          <w:szCs w:val="18"/>
+        </w:rPr>
+        <w:t xml:space="preserve"> Housing Courts Get Busier</w:t>
       </w:r>
       <w:r>
         <w:rPr>
@@ -1823,8 +1679,43 @@
           <w:sz w:val="18"/>
           <w:szCs w:val="18"/>
         </w:rPr>
-        <w:tab/>
-      </w:r>
+        <w:t xml:space="preserve">: </w:t>
+      </w:r>
+      <w:hyperlink r:id="rId18" w:history="1">
+        <w:r>
+          <w:rPr>
+            <w:rStyle w:val="Hyperlink"/>
+            <w:rFonts w:ascii="Overpass" w:hAnsi="Overpass"/>
+            <w:bCs/>
+            <w:color w:val="000000" w:themeColor="text1"/>
+            <w:sz w:val="18"/>
+            <w:szCs w:val="18"/>
+          </w:rPr>
+          <w:t>https://www.law3</w:t>
+        </w:r>
+        <w:r>
+          <w:rPr>
+            <w:rStyle w:val="Hyperlink"/>
+            <w:rFonts w:ascii="Overpass" w:hAnsi="Overpass"/>
+            <w:bCs/>
+            <w:color w:val="000000" w:themeColor="text1"/>
+            <w:sz w:val="18"/>
+            <w:szCs w:val="18"/>
+          </w:rPr>
+          <w:t>6</w:t>
+        </w:r>
+        <w:r>
+          <w:rPr>
+            <w:rStyle w:val="Hyperlink"/>
+            <w:rFonts w:ascii="Overpass" w:hAnsi="Overpass"/>
+            <w:bCs/>
+            <w:color w:val="000000" w:themeColor="text1"/>
+            <w:sz w:val="18"/>
+            <w:szCs w:val="18"/>
+          </w:rPr>
+          <w:t>0.com/articles/1513877</w:t>
+        </w:r>
+      </w:hyperlink>
       <w:r>
         <w:rPr>
           <w:rFonts w:ascii="Overpass" w:hAnsi="Overpass"/>
@@ -1833,122 +1724,57 @@
           <w:sz w:val="18"/>
           <w:szCs w:val="18"/>
         </w:rPr>
-        <w:tab/>
-        <w:t xml:space="preserve">   </w:t>
-      </w:r>
-      <w:r>
-        <w:rPr>
-          <w:rFonts w:ascii="Overpass" w:hAnsi="Overpass"/>
-          <w:color w:val="000000" w:themeColor="text1"/>
-          <w:sz w:val="18"/>
-          <w:szCs w:val="18"/>
-        </w:rPr>
-        <w:t xml:space="preserve">M.A. Journalism, </w:t>
-      </w:r>
-      <w:r>
-        <w:rPr>
-          <w:rFonts w:ascii="Overpass" w:hAnsi="Overpass"/>
-          <w:i/>
-          <w:color w:val="000000" w:themeColor="text1"/>
-          <w:sz w:val="18"/>
-          <w:szCs w:val="18"/>
-        </w:rPr>
-        <w:t>December 2018</w:t>
-      </w:r>
-    </w:p>
-    <w:p>
-      <w:pPr>
-        <w:pStyle w:val="NoSpacing"/>
-        <w:rPr>
-          <w:rFonts w:ascii="Overpass" w:hAnsi="Overpass"/>
-          <w:color w:val="000000" w:themeColor="text1"/>
-          <w:sz w:val="18"/>
-          <w:szCs w:val="18"/>
-        </w:rPr>
-      </w:pPr>
-      <w:r>
-        <w:rPr>
-          <w:rFonts w:ascii="Overpass" w:hAnsi="Overpass"/>
-          <w:b/>
-          <w:color w:val="000000" w:themeColor="text1"/>
-          <w:sz w:val="18"/>
-          <w:szCs w:val="18"/>
-        </w:rPr>
-        <w:t>SUNY Geneseo</w:t>
-      </w:r>
-      <w:r>
-        <w:rPr>
-          <w:rFonts w:ascii="Overpass" w:hAnsi="Overpass"/>
-          <w:color w:val="000000" w:themeColor="text1"/>
-          <w:sz w:val="18"/>
-          <w:szCs w:val="18"/>
-        </w:rPr>
-        <w:t xml:space="preserve"> (Geneseo, NY)</w:t>
-      </w:r>
-      <w:r>
-        <w:rPr>
-          <w:rFonts w:ascii="Overpass" w:hAnsi="Overpass"/>
-          <w:color w:val="000000" w:themeColor="text1"/>
-          <w:sz w:val="18"/>
-          <w:szCs w:val="18"/>
-        </w:rPr>
-        <w:tab/>
-      </w:r>
-      <w:r>
-        <w:rPr>
-          <w:rFonts w:ascii="Overpass" w:hAnsi="Overpass"/>
-          <w:color w:val="000000" w:themeColor="text1"/>
-          <w:sz w:val="18"/>
-          <w:szCs w:val="18"/>
-        </w:rPr>
-        <w:tab/>
-      </w:r>
-      <w:r>
-        <w:rPr>
-          <w:rFonts w:ascii="Overpass" w:hAnsi="Overpass"/>
-          <w:color w:val="000000" w:themeColor="text1"/>
-          <w:sz w:val="18"/>
-          <w:szCs w:val="18"/>
-        </w:rPr>
-        <w:tab/>
-      </w:r>
-      <w:r>
-        <w:rPr>
-          <w:rFonts w:ascii="Overpass" w:hAnsi="Overpass"/>
-          <w:color w:val="000000" w:themeColor="text1"/>
-          <w:sz w:val="18"/>
-          <w:szCs w:val="18"/>
-        </w:rPr>
-        <w:tab/>
-      </w:r>
-      <w:r>
-        <w:rPr>
-          <w:rFonts w:ascii="Overpass" w:hAnsi="Overpass"/>
-          <w:color w:val="000000" w:themeColor="text1"/>
-          <w:sz w:val="18"/>
-          <w:szCs w:val="18"/>
-        </w:rPr>
-        <w:tab/>
-      </w:r>
-      <w:r>
-        <w:rPr>
-          <w:rFonts w:ascii="Overpass" w:hAnsi="Overpass"/>
-          <w:color w:val="000000" w:themeColor="text1"/>
-          <w:sz w:val="18"/>
-          <w:szCs w:val="18"/>
-        </w:rPr>
-        <w:tab/>
-        <w:t xml:space="preserve">          B.A. International Relations, </w:t>
-      </w:r>
-      <w:r>
-        <w:rPr>
-          <w:rFonts w:ascii="Overpass" w:hAnsi="Overpass"/>
-          <w:i/>
-          <w:color w:val="000000" w:themeColor="text1"/>
-          <w:sz w:val="18"/>
-          <w:szCs w:val="18"/>
-        </w:rPr>
-        <w:t>May 2012</w:t>
+        <w:br/>
+      </w:r>
+      <w:r>
+        <w:rPr>
+          <w:rFonts w:ascii="Overpass" w:hAnsi="Overpass"/>
+          <w:bCs/>
+          <w:color w:val="000000" w:themeColor="text1"/>
+          <w:sz w:val="18"/>
+          <w:szCs w:val="18"/>
+        </w:rPr>
+        <w:t>• Feature on evictions in New York City as Covid-era tenant protections expire</w:t>
+      </w:r>
+      <w:r>
+        <w:rPr>
+          <w:rFonts w:ascii="Overpass" w:hAnsi="Overpass"/>
+          <w:bCs/>
+          <w:color w:val="000000" w:themeColor="text1"/>
+          <w:sz w:val="18"/>
+          <w:szCs w:val="18"/>
+        </w:rPr>
+        <w:t>d</w:t>
+      </w:r>
+      <w:r>
+        <w:rPr>
+          <w:rFonts w:ascii="Overpass" w:hAnsi="Overpass"/>
+          <w:bCs/>
+          <w:color w:val="000000" w:themeColor="text1"/>
+          <w:sz w:val="18"/>
+          <w:szCs w:val="18"/>
+        </w:rPr>
+        <w:t xml:space="preserve">. Evictions slowly but steadily </w:t>
+      </w:r>
+      <w:r>
+        <w:rPr>
+          <w:rFonts w:ascii="Overpass" w:hAnsi="Overpass"/>
+          <w:bCs/>
+          <w:color w:val="000000" w:themeColor="text1"/>
+          <w:sz w:val="18"/>
+          <w:szCs w:val="18"/>
+        </w:rPr>
+        <w:t>rose after the</w:t>
+      </w:r>
+      <w:r>
+        <w:rPr>
+          <w:rFonts w:ascii="Overpass" w:hAnsi="Overpass"/>
+          <w:bCs/>
+          <w:color w:val="000000" w:themeColor="text1"/>
+          <w:sz w:val="18"/>
+          <w:szCs w:val="18"/>
+        </w:rPr>
+        <w:t xml:space="preserve"> statewide eviction moratorium lapsed, but Emergency Rental Assistance Program applicants still enjoy some protections. </w:t>
       </w:r>
     </w:p>
     <w:p>
@@ -1957,7 +1783,7 @@
         <w:spacing w:after="40"/>
         <w:rPr>
           <w:rFonts w:ascii="Overpass" w:hAnsi="Overpass"/>
-          <w:i/>
+          <w:bCs/>
           <w:color w:val="000000" w:themeColor="text1"/>
           <w:sz w:val="18"/>
           <w:szCs w:val="18"/>
@@ -1966,50 +1792,12 @@
       <w:r>
         <w:rPr>
           <w:rFonts w:ascii="Overpass" w:hAnsi="Overpass"/>
-          <w:b/>
-          <w:color w:val="000000" w:themeColor="text1"/>
-          <w:sz w:val="18"/>
-          <w:szCs w:val="18"/>
-        </w:rPr>
-        <w:t>Flatiron School</w:t>
-      </w:r>
-      <w:r>
-        <w:rPr>
-          <w:rFonts w:ascii="Overpass" w:hAnsi="Overpass"/>
-          <w:color w:val="000000" w:themeColor="text1"/>
-          <w:sz w:val="18"/>
-          <w:szCs w:val="18"/>
-        </w:rPr>
-        <w:t xml:space="preserve"> (New York, NY)</w:t>
-      </w:r>
-      <w:r>
-        <w:rPr>
-          <w:rFonts w:ascii="Overpass" w:hAnsi="Overpass"/>
-          <w:color w:val="000000" w:themeColor="text1"/>
-          <w:sz w:val="18"/>
-          <w:szCs w:val="18"/>
-        </w:rPr>
-        <w:tab/>
-      </w:r>
-      <w:r>
-        <w:rPr>
-          <w:rFonts w:ascii="Overpass" w:hAnsi="Overpass"/>
-          <w:color w:val="000000" w:themeColor="text1"/>
-          <w:sz w:val="18"/>
-          <w:szCs w:val="18"/>
-        </w:rPr>
-        <w:tab/>
-        <w:t xml:space="preserve">              Full Stack Web Development Immersive Program, </w:t>
-      </w:r>
-      <w:r>
-        <w:rPr>
-          <w:rFonts w:ascii="Overpass" w:hAnsi="Overpass"/>
-          <w:i/>
-          <w:color w:val="000000" w:themeColor="text1"/>
-          <w:sz w:val="18"/>
-          <w:szCs w:val="18"/>
-        </w:rPr>
-        <w:t>February to April 2017</w:t>
+          <w:bCs/>
+          <w:color w:val="000000" w:themeColor="text1"/>
+          <w:sz w:val="18"/>
+          <w:szCs w:val="18"/>
+        </w:rPr>
+        <w:t xml:space="preserve">• Worked with reporter to analyze executed eviction warrant data from NYC's Department of Investigation, develop a methodology for filtering evictions with multiple warrants, and visualize evictions and case stats over time and by ZIP code. </w:t>
       </w:r>
     </w:p>
     <w:p>
@@ -2018,6 +1806,7 @@
         <w:spacing w:line="180" w:lineRule="auto"/>
         <w:rPr>
           <w:rFonts w:ascii="Overpass" w:hAnsi="Overpass"/>
+          <w:color w:val="000000" w:themeColor="text1"/>
           <w:sz w:val="18"/>
           <w:szCs w:val="18"/>
         </w:rPr>
@@ -2025,10 +1814,11 @@
       <w:r>
         <w:rPr>
           <w:rFonts w:ascii="Overpass" w:hAnsi="Overpass"/>
-          <w:sz w:val="18"/>
-          <w:szCs w:val="18"/>
-        </w:rPr>
-        <w:t>SKILLS</w:t>
+          <w:color w:val="000000" w:themeColor="text1"/>
+          <w:sz w:val="18"/>
+          <w:szCs w:val="18"/>
+        </w:rPr>
+        <w:t>EDUCATION</w:t>
       </w:r>
     </w:p>
     <w:p>
@@ -2045,186 +1835,99 @@
         <w:rPr>
           <w:rFonts w:ascii="Overpass" w:hAnsi="Overpass"/>
           <w:b/>
-          <w:sz w:val="18"/>
-          <w:szCs w:val="18"/>
-        </w:rPr>
-        <w:t>Coding</w:t>
-      </w:r>
-      <w:r>
-        <w:rPr>
-          <w:rFonts w:ascii="Overpass" w:hAnsi="Overpass"/>
-          <w:sz w:val="18"/>
-          <w:szCs w:val="18"/>
-        </w:rPr>
-        <w:t>: JavaScript, D3, React/Redux</w:t>
-      </w:r>
-      <w:r>
-        <w:rPr>
-          <w:rFonts w:ascii="Overpass" w:hAnsi="Overpass"/>
-          <w:sz w:val="18"/>
-          <w:szCs w:val="18"/>
-        </w:rPr>
-        <w:t>, Python,</w:t>
-      </w:r>
-      <w:r>
-        <w:rPr>
-          <w:rFonts w:ascii="Overpass" w:hAnsi="Overpass"/>
-          <w:sz w:val="18"/>
-          <w:szCs w:val="18"/>
-        </w:rPr>
-        <w:t xml:space="preserve"> </w:t>
-      </w:r>
-      <w:r>
-        <w:rPr>
-          <w:rFonts w:ascii="Overpass" w:hAnsi="Overpass"/>
-          <w:sz w:val="18"/>
-          <w:szCs w:val="18"/>
-        </w:rPr>
-        <w:t xml:space="preserve">Django, </w:t>
-      </w:r>
-      <w:proofErr w:type="spellStart"/>
-      <w:r>
-        <w:rPr>
-          <w:rFonts w:ascii="Overpass" w:hAnsi="Overpass"/>
-          <w:sz w:val="18"/>
-          <w:szCs w:val="18"/>
-        </w:rPr>
-        <w:t>Jupyter</w:t>
-      </w:r>
-      <w:proofErr w:type="spellEnd"/>
-      <w:r>
-        <w:rPr>
-          <w:rFonts w:ascii="Overpass" w:hAnsi="Overpass"/>
-          <w:sz w:val="18"/>
-          <w:szCs w:val="18"/>
-        </w:rPr>
-        <w:t xml:space="preserve"> Notebooks, Pandas, Scraping (</w:t>
-      </w:r>
-      <w:proofErr w:type="spellStart"/>
-      <w:r>
-        <w:rPr>
-          <w:rFonts w:ascii="Overpass" w:hAnsi="Overpass"/>
-          <w:sz w:val="18"/>
-          <w:szCs w:val="18"/>
-        </w:rPr>
-        <w:t>Nokogiri</w:t>
-      </w:r>
-      <w:proofErr w:type="spellEnd"/>
-      <w:r>
-        <w:rPr>
-          <w:rFonts w:ascii="Overpass" w:hAnsi="Overpass"/>
-          <w:sz w:val="18"/>
-          <w:szCs w:val="18"/>
-        </w:rPr>
-        <w:t xml:space="preserve">, </w:t>
-      </w:r>
-      <w:proofErr w:type="spellStart"/>
-      <w:r>
-        <w:rPr>
-          <w:rFonts w:ascii="Overpass" w:hAnsi="Overpass"/>
-          <w:sz w:val="18"/>
-          <w:szCs w:val="18"/>
-        </w:rPr>
-        <w:t>BeautifulSoup</w:t>
-      </w:r>
-      <w:proofErr w:type="spellEnd"/>
-      <w:r>
-        <w:rPr>
-          <w:rFonts w:ascii="Overpass" w:hAnsi="Overpass"/>
-          <w:sz w:val="18"/>
-          <w:szCs w:val="18"/>
-        </w:rPr>
-        <w:t xml:space="preserve">), </w:t>
-      </w:r>
-      <w:proofErr w:type="spellStart"/>
-      <w:r>
-        <w:rPr>
-          <w:rFonts w:ascii="Overpass" w:hAnsi="Overpass"/>
-          <w:sz w:val="18"/>
-          <w:szCs w:val="18"/>
-        </w:rPr>
-        <w:t>Mapbox</w:t>
-      </w:r>
-      <w:proofErr w:type="spellEnd"/>
-      <w:r>
-        <w:rPr>
-          <w:rFonts w:ascii="Overpass" w:hAnsi="Overpass"/>
-          <w:sz w:val="18"/>
-          <w:szCs w:val="18"/>
-        </w:rPr>
-        <w:t xml:space="preserve"> API, </w:t>
-      </w:r>
-      <w:r>
-        <w:rPr>
-          <w:rFonts w:ascii="Overpass" w:hAnsi="Overpass"/>
-          <w:sz w:val="18"/>
-          <w:szCs w:val="18"/>
-        </w:rPr>
-        <w:t xml:space="preserve">Ruby, Rails, </w:t>
-      </w:r>
-      <w:r>
-        <w:rPr>
-          <w:rFonts w:ascii="Overpass" w:hAnsi="Overpass"/>
-          <w:sz w:val="18"/>
-          <w:szCs w:val="18"/>
-        </w:rPr>
-        <w:t>SQL</w:t>
-      </w:r>
-      <w:r>
-        <w:rPr>
-          <w:rFonts w:ascii="Overpass" w:hAnsi="Overpass"/>
-          <w:color w:val="000000" w:themeColor="text1"/>
-          <w:sz w:val="18"/>
-          <w:szCs w:val="18"/>
-        </w:rPr>
-        <w:t xml:space="preserve">, </w:t>
-      </w:r>
-      <w:r>
-        <w:rPr>
-          <w:rFonts w:ascii="Overpass" w:hAnsi="Overpass"/>
-          <w:color w:val="000000" w:themeColor="text1"/>
-          <w:sz w:val="18"/>
-          <w:szCs w:val="18"/>
-        </w:rPr>
-        <w:t xml:space="preserve">R, </w:t>
-      </w:r>
-      <w:r>
-        <w:rPr>
-          <w:rFonts w:ascii="Overpass" w:hAnsi="Overpass"/>
-          <w:color w:val="000000" w:themeColor="text1"/>
-          <w:sz w:val="18"/>
-          <w:szCs w:val="18"/>
-        </w:rPr>
-        <w:t>HTML, CSS, Git</w:t>
-      </w:r>
-      <w:r>
-        <w:rPr>
-          <w:rFonts w:ascii="Overpass" w:hAnsi="Overpass"/>
-          <w:color w:val="000000" w:themeColor="text1"/>
-          <w:sz w:val="18"/>
-          <w:szCs w:val="18"/>
-        </w:rPr>
-        <w:t xml:space="preserve">, </w:t>
-      </w:r>
-      <w:proofErr w:type="spellStart"/>
-      <w:r>
-        <w:rPr>
-          <w:rFonts w:ascii="Overpass" w:hAnsi="Overpass"/>
-          <w:color w:val="000000" w:themeColor="text1"/>
-          <w:sz w:val="18"/>
-          <w:szCs w:val="18"/>
-        </w:rPr>
-        <w:t>Lodash</w:t>
-      </w:r>
-      <w:proofErr w:type="spellEnd"/>
-      <w:r>
-        <w:rPr>
-          <w:rFonts w:ascii="Overpass" w:hAnsi="Overpass"/>
-          <w:color w:val="000000" w:themeColor="text1"/>
-          <w:sz w:val="18"/>
-          <w:szCs w:val="18"/>
-        </w:rPr>
-        <w:t>, jQuery</w:t>
+          <w:color w:val="000000" w:themeColor="text1"/>
+          <w:sz w:val="18"/>
+          <w:szCs w:val="18"/>
+        </w:rPr>
+        <w:t>Newmark</w:t>
+      </w:r>
+      <w:r>
+        <w:rPr>
+          <w:rFonts w:ascii="Overpass" w:hAnsi="Overpass"/>
+          <w:b/>
+          <w:color w:val="000000" w:themeColor="text1"/>
+          <w:sz w:val="18"/>
+          <w:szCs w:val="18"/>
+        </w:rPr>
+        <w:t xml:space="preserve"> Graduate School of Journalis</w:t>
+      </w:r>
+      <w:r>
+        <w:rPr>
+          <w:rFonts w:ascii="Overpass" w:hAnsi="Overpass"/>
+          <w:b/>
+          <w:color w:val="000000" w:themeColor="text1"/>
+          <w:sz w:val="18"/>
+          <w:szCs w:val="18"/>
+        </w:rPr>
+        <w:t xml:space="preserve">m at CUNY </w:t>
+      </w:r>
+      <w:r>
+        <w:rPr>
+          <w:rFonts w:ascii="Overpass" w:hAnsi="Overpass"/>
+          <w:color w:val="000000" w:themeColor="text1"/>
+          <w:sz w:val="18"/>
+          <w:szCs w:val="18"/>
+        </w:rPr>
+        <w:t>(New York, NY)</w:t>
+      </w:r>
+      <w:r>
+        <w:rPr>
+          <w:rFonts w:ascii="Overpass" w:hAnsi="Overpass"/>
+          <w:b/>
+          <w:color w:val="000000" w:themeColor="text1"/>
+          <w:sz w:val="18"/>
+          <w:szCs w:val="18"/>
+        </w:rPr>
+        <w:tab/>
+      </w:r>
+      <w:r>
+        <w:rPr>
+          <w:rFonts w:ascii="Overpass" w:hAnsi="Overpass"/>
+          <w:b/>
+          <w:color w:val="000000" w:themeColor="text1"/>
+          <w:sz w:val="18"/>
+          <w:szCs w:val="18"/>
+        </w:rPr>
+        <w:tab/>
+      </w:r>
+      <w:r>
+        <w:rPr>
+          <w:rFonts w:ascii="Overpass" w:hAnsi="Overpass"/>
+          <w:b/>
+          <w:color w:val="000000" w:themeColor="text1"/>
+          <w:sz w:val="18"/>
+          <w:szCs w:val="18"/>
+        </w:rPr>
+        <w:tab/>
+      </w:r>
+      <w:r>
+        <w:rPr>
+          <w:rFonts w:ascii="Overpass" w:hAnsi="Overpass"/>
+          <w:b/>
+          <w:color w:val="000000" w:themeColor="text1"/>
+          <w:sz w:val="18"/>
+          <w:szCs w:val="18"/>
+        </w:rPr>
+        <w:t xml:space="preserve">   </w:t>
+      </w:r>
+      <w:r>
+        <w:rPr>
+          <w:rFonts w:ascii="Overpass" w:hAnsi="Overpass"/>
+          <w:color w:val="000000" w:themeColor="text1"/>
+          <w:sz w:val="18"/>
+          <w:szCs w:val="18"/>
+        </w:rPr>
+        <w:t xml:space="preserve">M.A. Journalism, </w:t>
+      </w:r>
+      <w:r>
+        <w:rPr>
+          <w:rFonts w:ascii="Overpass" w:hAnsi="Overpass"/>
+          <w:i/>
+          <w:color w:val="000000" w:themeColor="text1"/>
+          <w:sz w:val="18"/>
+          <w:szCs w:val="18"/>
+        </w:rPr>
+        <w:t>December 2018</w:t>
       </w:r>
     </w:p>
     <w:p>
@@ -2245,74 +1948,81 @@
           <w:sz w:val="18"/>
           <w:szCs w:val="18"/>
         </w:rPr>
-        <w:t>Software</w:t>
-      </w:r>
-      <w:r>
-        <w:rPr>
-          <w:rFonts w:ascii="Overpass" w:hAnsi="Overpass"/>
-          <w:color w:val="000000" w:themeColor="text1"/>
-          <w:sz w:val="18"/>
-          <w:szCs w:val="18"/>
-        </w:rPr>
-        <w:t xml:space="preserve">: </w:t>
-      </w:r>
-      <w:r>
-        <w:rPr>
-          <w:rFonts w:ascii="Overpass" w:hAnsi="Overpass"/>
-          <w:color w:val="000000" w:themeColor="text1"/>
-          <w:sz w:val="18"/>
-          <w:szCs w:val="18"/>
-        </w:rPr>
-        <w:t xml:space="preserve">Excel, </w:t>
-      </w:r>
-      <w:proofErr w:type="spellStart"/>
-      <w:r>
-        <w:rPr>
-          <w:rFonts w:ascii="Overpass" w:hAnsi="Overpass"/>
-          <w:color w:val="000000" w:themeColor="text1"/>
-          <w:sz w:val="18"/>
-          <w:szCs w:val="18"/>
-        </w:rPr>
-        <w:t>Datawrapper</w:t>
-      </w:r>
-      <w:proofErr w:type="spellEnd"/>
-      <w:r>
-        <w:rPr>
-          <w:rFonts w:ascii="Overpass" w:hAnsi="Overpass"/>
-          <w:color w:val="000000" w:themeColor="text1"/>
-          <w:sz w:val="18"/>
-          <w:szCs w:val="18"/>
-        </w:rPr>
-        <w:t xml:space="preserve">, </w:t>
-      </w:r>
-      <w:proofErr w:type="spellStart"/>
-      <w:r>
-        <w:rPr>
-          <w:rFonts w:ascii="Overpass" w:hAnsi="Overpass"/>
-          <w:color w:val="000000" w:themeColor="text1"/>
-          <w:sz w:val="18"/>
-          <w:szCs w:val="18"/>
-        </w:rPr>
-        <w:t>Mapshaper</w:t>
-      </w:r>
-      <w:proofErr w:type="spellEnd"/>
-      <w:r>
-        <w:rPr>
-          <w:rFonts w:ascii="Overpass" w:hAnsi="Overpass"/>
-          <w:color w:val="000000" w:themeColor="text1"/>
-          <w:sz w:val="18"/>
-          <w:szCs w:val="18"/>
-        </w:rPr>
-        <w:t xml:space="preserve">, </w:t>
-      </w:r>
-      <w:r>
-        <w:rPr>
-          <w:rFonts w:ascii="Overpass" w:hAnsi="Overpass"/>
-          <w:color w:val="000000" w:themeColor="text1"/>
-          <w:sz w:val="18"/>
-          <w:szCs w:val="18"/>
-        </w:rPr>
-        <w:t>Photoshop, InDesign, Lightroom, Premiere, After Effects, Illustrator, Final Cut Pro, Pro Tools, Hindenburg, DAVID Systems</w:t>
+        <w:t>SUNY Geneseo</w:t>
+      </w:r>
+      <w:r>
+        <w:rPr>
+          <w:rFonts w:ascii="Overpass" w:hAnsi="Overpass"/>
+          <w:color w:val="000000" w:themeColor="text1"/>
+          <w:sz w:val="18"/>
+          <w:szCs w:val="18"/>
+        </w:rPr>
+        <w:t xml:space="preserve"> (Geneseo, NY)</w:t>
+      </w:r>
+      <w:r>
+        <w:rPr>
+          <w:rFonts w:ascii="Overpass" w:hAnsi="Overpass"/>
+          <w:color w:val="000000" w:themeColor="text1"/>
+          <w:sz w:val="18"/>
+          <w:szCs w:val="18"/>
+        </w:rPr>
+        <w:tab/>
+      </w:r>
+      <w:r>
+        <w:rPr>
+          <w:rFonts w:ascii="Overpass" w:hAnsi="Overpass"/>
+          <w:color w:val="000000" w:themeColor="text1"/>
+          <w:sz w:val="18"/>
+          <w:szCs w:val="18"/>
+        </w:rPr>
+        <w:tab/>
+      </w:r>
+      <w:r>
+        <w:rPr>
+          <w:rFonts w:ascii="Overpass" w:hAnsi="Overpass"/>
+          <w:color w:val="000000" w:themeColor="text1"/>
+          <w:sz w:val="18"/>
+          <w:szCs w:val="18"/>
+        </w:rPr>
+        <w:tab/>
+      </w:r>
+      <w:r>
+        <w:rPr>
+          <w:rFonts w:ascii="Overpass" w:hAnsi="Overpass"/>
+          <w:color w:val="000000" w:themeColor="text1"/>
+          <w:sz w:val="18"/>
+          <w:szCs w:val="18"/>
+        </w:rPr>
+        <w:tab/>
+      </w:r>
+      <w:r>
+        <w:rPr>
+          <w:rFonts w:ascii="Overpass" w:hAnsi="Overpass"/>
+          <w:color w:val="000000" w:themeColor="text1"/>
+          <w:sz w:val="18"/>
+          <w:szCs w:val="18"/>
+        </w:rPr>
+        <w:tab/>
+      </w:r>
+      <w:r>
+        <w:rPr>
+          <w:rFonts w:ascii="Overpass" w:hAnsi="Overpass"/>
+          <w:color w:val="000000" w:themeColor="text1"/>
+          <w:sz w:val="18"/>
+          <w:szCs w:val="18"/>
+        </w:rPr>
+        <w:tab/>
+        <w:t xml:space="preserve">          B.A. International Relations, </w:t>
+      </w:r>
+      <w:r>
+        <w:rPr>
+          <w:rFonts w:ascii="Overpass" w:hAnsi="Overpass"/>
+          <w:i/>
+          <w:color w:val="000000" w:themeColor="text1"/>
+          <w:sz w:val="18"/>
+          <w:szCs w:val="18"/>
+        </w:rPr>
+        <w:t>May 2012</w:t>
       </w:r>
     </w:p>
     <w:p>
@@ -2321,6 +2031,7 @@
         <w:spacing w:after="40"/>
         <w:rPr>
           <w:rFonts w:ascii="Overpass" w:hAnsi="Overpass"/>
+          <w:i/>
           <w:color w:val="000000" w:themeColor="text1"/>
           <w:sz w:val="18"/>
           <w:szCs w:val="18"/>
@@ -2334,25 +2045,45 @@
           <w:sz w:val="18"/>
           <w:szCs w:val="18"/>
         </w:rPr>
-        <w:t>Additional</w:t>
-      </w:r>
-      <w:r>
-        <w:rPr>
-          <w:rFonts w:ascii="Overpass" w:hAnsi="Overpass"/>
-          <w:color w:val="000000" w:themeColor="text1"/>
-          <w:sz w:val="18"/>
-          <w:szCs w:val="18"/>
-        </w:rPr>
-        <w:t xml:space="preserve">: </w:t>
-      </w:r>
-      <w:r>
-        <w:rPr>
-          <w:rFonts w:ascii="Overpass" w:hAnsi="Overpass"/>
-          <w:color w:val="000000" w:themeColor="text1"/>
-          <w:sz w:val="18"/>
-          <w:szCs w:val="18"/>
-        </w:rPr>
-        <w:t>Photography, Writing, Research, Audio production and editing, Video production and editing</w:t>
+        <w:t>Flatiron School</w:t>
+      </w:r>
+      <w:r>
+        <w:rPr>
+          <w:rFonts w:ascii="Overpass" w:hAnsi="Overpass"/>
+          <w:color w:val="000000" w:themeColor="text1"/>
+          <w:sz w:val="18"/>
+          <w:szCs w:val="18"/>
+        </w:rPr>
+        <w:t xml:space="preserve"> (New York, NY)</w:t>
+      </w:r>
+      <w:r>
+        <w:rPr>
+          <w:rFonts w:ascii="Overpass" w:hAnsi="Overpass"/>
+          <w:color w:val="000000" w:themeColor="text1"/>
+          <w:sz w:val="18"/>
+          <w:szCs w:val="18"/>
+        </w:rPr>
+        <w:tab/>
+      </w:r>
+      <w:r>
+        <w:rPr>
+          <w:rFonts w:ascii="Overpass" w:hAnsi="Overpass"/>
+          <w:color w:val="000000" w:themeColor="text1"/>
+          <w:sz w:val="18"/>
+          <w:szCs w:val="18"/>
+        </w:rPr>
+        <w:tab/>
+        <w:t xml:space="preserve">              Full Stack Web Development Immersive Program, </w:t>
+      </w:r>
+      <w:r>
+        <w:rPr>
+          <w:rFonts w:ascii="Overpass" w:hAnsi="Overpass"/>
+          <w:i/>
+          <w:color w:val="000000" w:themeColor="text1"/>
+          <w:sz w:val="18"/>
+          <w:szCs w:val="18"/>
+        </w:rPr>
+        <w:t>February to April 2017</w:t>
       </w:r>
     </w:p>
     <w:p>
@@ -2371,13 +2102,363 @@
           <w:sz w:val="18"/>
           <w:szCs w:val="18"/>
         </w:rPr>
-        <w:t>HONORS</w:t>
+        <w:t>SKILLS</w:t>
       </w:r>
     </w:p>
     <w:p>
       <w:pPr>
         <w:pStyle w:val="NoSpacing"/>
-        <w:spacing w:after="60"/>
+        <w:rPr>
+          <w:rFonts w:ascii="Overpass" w:hAnsi="Overpass"/>
+          <w:color w:val="000000" w:themeColor="text1"/>
+          <w:sz w:val="18"/>
+          <w:szCs w:val="18"/>
+        </w:rPr>
+      </w:pPr>
+      <w:r>
+        <w:rPr>
+          <w:rFonts w:ascii="Overpass" w:hAnsi="Overpass"/>
+          <w:b/>
+          <w:sz w:val="18"/>
+          <w:szCs w:val="18"/>
+        </w:rPr>
+        <w:t>Coding</w:t>
+      </w:r>
+      <w:r>
+        <w:rPr>
+          <w:rFonts w:ascii="Overpass" w:hAnsi="Overpass"/>
+          <w:sz w:val="18"/>
+          <w:szCs w:val="18"/>
+        </w:rPr>
+        <w:t>: JavaScript, D3, React/Redux</w:t>
+      </w:r>
+      <w:r>
+        <w:rPr>
+          <w:rFonts w:ascii="Overpass" w:hAnsi="Overpass"/>
+          <w:sz w:val="18"/>
+          <w:szCs w:val="18"/>
+        </w:rPr>
+        <w:t>, Python, Jupyter Notebooks, Pandas, Scraping (</w:t>
+      </w:r>
+      <w:proofErr w:type="spellStart"/>
+      <w:r>
+        <w:rPr>
+          <w:rFonts w:ascii="Overpass" w:hAnsi="Overpass"/>
+          <w:sz w:val="18"/>
+          <w:szCs w:val="18"/>
+        </w:rPr>
+        <w:t>Nokogiri</w:t>
+      </w:r>
+      <w:proofErr w:type="spellEnd"/>
+      <w:r>
+        <w:rPr>
+          <w:rFonts w:ascii="Overpass" w:hAnsi="Overpass"/>
+          <w:sz w:val="18"/>
+          <w:szCs w:val="18"/>
+        </w:rPr>
+        <w:t xml:space="preserve">, </w:t>
+      </w:r>
+      <w:proofErr w:type="spellStart"/>
+      <w:r>
+        <w:rPr>
+          <w:rFonts w:ascii="Overpass" w:hAnsi="Overpass"/>
+          <w:sz w:val="18"/>
+          <w:szCs w:val="18"/>
+        </w:rPr>
+        <w:t>BeautifulSoup</w:t>
+      </w:r>
+      <w:proofErr w:type="spellEnd"/>
+      <w:r>
+        <w:rPr>
+          <w:rFonts w:ascii="Overpass" w:hAnsi="Overpass"/>
+          <w:sz w:val="18"/>
+          <w:szCs w:val="18"/>
+        </w:rPr>
+        <w:t xml:space="preserve">), </w:t>
+      </w:r>
+      <w:r>
+        <w:rPr>
+          <w:rFonts w:ascii="Overpass" w:hAnsi="Overpass"/>
+          <w:sz w:val="18"/>
+          <w:szCs w:val="18"/>
+        </w:rPr>
+        <w:t xml:space="preserve">Svelte, </w:t>
+      </w:r>
+      <w:proofErr w:type="spellStart"/>
+      <w:r>
+        <w:rPr>
+          <w:rFonts w:ascii="Overpass" w:hAnsi="Overpass"/>
+          <w:sz w:val="18"/>
+          <w:szCs w:val="18"/>
+        </w:rPr>
+        <w:t>Mapbox</w:t>
+      </w:r>
+      <w:proofErr w:type="spellEnd"/>
+      <w:r>
+        <w:rPr>
+          <w:rFonts w:ascii="Overpass" w:hAnsi="Overpass"/>
+          <w:sz w:val="18"/>
+          <w:szCs w:val="18"/>
+        </w:rPr>
+        <w:t xml:space="preserve"> API, </w:t>
+      </w:r>
+      <w:r>
+        <w:rPr>
+          <w:rFonts w:ascii="Overpass" w:hAnsi="Overpass"/>
+          <w:sz w:val="18"/>
+          <w:szCs w:val="18"/>
+        </w:rPr>
+        <w:t xml:space="preserve">Ruby, Rails, </w:t>
+      </w:r>
+      <w:r>
+        <w:rPr>
+          <w:rFonts w:ascii="Overpass" w:hAnsi="Overpass"/>
+          <w:sz w:val="18"/>
+          <w:szCs w:val="18"/>
+        </w:rPr>
+        <w:t>SQL</w:t>
+      </w:r>
+      <w:r>
+        <w:rPr>
+          <w:rFonts w:ascii="Overpass" w:hAnsi="Overpass"/>
+          <w:color w:val="000000" w:themeColor="text1"/>
+          <w:sz w:val="18"/>
+          <w:szCs w:val="18"/>
+        </w:rPr>
+        <w:t xml:space="preserve">, </w:t>
+      </w:r>
+      <w:r>
+        <w:rPr>
+          <w:rFonts w:ascii="Overpass" w:hAnsi="Overpass"/>
+          <w:color w:val="000000" w:themeColor="text1"/>
+          <w:sz w:val="18"/>
+          <w:szCs w:val="18"/>
+        </w:rPr>
+        <w:t xml:space="preserve">R, </w:t>
+      </w:r>
+      <w:r>
+        <w:rPr>
+          <w:rFonts w:ascii="Overpass" w:hAnsi="Overpass"/>
+          <w:color w:val="000000" w:themeColor="text1"/>
+          <w:sz w:val="18"/>
+          <w:szCs w:val="18"/>
+        </w:rPr>
+        <w:t>HTML, CSS, Git</w:t>
+      </w:r>
+      <w:r>
+        <w:rPr>
+          <w:rFonts w:ascii="Overpass" w:hAnsi="Overpass"/>
+          <w:color w:val="000000" w:themeColor="text1"/>
+          <w:sz w:val="18"/>
+          <w:szCs w:val="18"/>
+        </w:rPr>
+        <w:t>, jQuery</w:t>
+      </w:r>
+    </w:p>
+    <w:p>
+      <w:pPr>
+        <w:pStyle w:val="NoSpacing"/>
+        <w:rPr>
+          <w:rFonts w:ascii="Overpass" w:hAnsi="Overpass"/>
+          <w:color w:val="000000" w:themeColor="text1"/>
+          <w:sz w:val="18"/>
+          <w:szCs w:val="18"/>
+        </w:rPr>
+      </w:pPr>
+      <w:r>
+        <w:rPr>
+          <w:rFonts w:ascii="Overpass" w:hAnsi="Overpass"/>
+          <w:b/>
+          <w:color w:val="000000" w:themeColor="text1"/>
+          <w:sz w:val="18"/>
+          <w:szCs w:val="18"/>
+        </w:rPr>
+        <w:t>Software</w:t>
+      </w:r>
+      <w:r>
+        <w:rPr>
+          <w:rFonts w:ascii="Overpass" w:hAnsi="Overpass"/>
+          <w:color w:val="000000" w:themeColor="text1"/>
+          <w:sz w:val="18"/>
+          <w:szCs w:val="18"/>
+        </w:rPr>
+        <w:t xml:space="preserve">: </w:t>
+      </w:r>
+      <w:r>
+        <w:rPr>
+          <w:rFonts w:ascii="Overpass" w:hAnsi="Overpass"/>
+          <w:color w:val="000000" w:themeColor="text1"/>
+          <w:sz w:val="18"/>
+          <w:szCs w:val="18"/>
+        </w:rPr>
+        <w:t xml:space="preserve">Excel, </w:t>
+      </w:r>
+      <w:proofErr w:type="spellStart"/>
+      <w:r>
+        <w:rPr>
+          <w:rFonts w:ascii="Overpass" w:hAnsi="Overpass"/>
+          <w:color w:val="000000" w:themeColor="text1"/>
+          <w:sz w:val="18"/>
+          <w:szCs w:val="18"/>
+        </w:rPr>
+        <w:t>Datawrapper</w:t>
+      </w:r>
+      <w:proofErr w:type="spellEnd"/>
+      <w:r>
+        <w:rPr>
+          <w:rFonts w:ascii="Overpass" w:hAnsi="Overpass"/>
+          <w:color w:val="000000" w:themeColor="text1"/>
+          <w:sz w:val="18"/>
+          <w:szCs w:val="18"/>
+        </w:rPr>
+        <w:t xml:space="preserve">, </w:t>
+      </w:r>
+      <w:proofErr w:type="spellStart"/>
+      <w:r>
+        <w:rPr>
+          <w:rFonts w:ascii="Overpass" w:hAnsi="Overpass"/>
+          <w:color w:val="000000" w:themeColor="text1"/>
+          <w:sz w:val="18"/>
+          <w:szCs w:val="18"/>
+        </w:rPr>
+        <w:t>Mapshaper</w:t>
+      </w:r>
+      <w:proofErr w:type="spellEnd"/>
+      <w:r>
+        <w:rPr>
+          <w:rFonts w:ascii="Overpass" w:hAnsi="Overpass"/>
+          <w:color w:val="000000" w:themeColor="text1"/>
+          <w:sz w:val="18"/>
+          <w:szCs w:val="18"/>
+        </w:rPr>
+        <w:t xml:space="preserve">, </w:t>
+      </w:r>
+      <w:r>
+        <w:rPr>
+          <w:rFonts w:ascii="Overpass" w:hAnsi="Overpass"/>
+          <w:color w:val="000000" w:themeColor="text1"/>
+          <w:sz w:val="18"/>
+          <w:szCs w:val="18"/>
+        </w:rPr>
+        <w:t>Photoshop, InDesign, Lightroom, Premiere, After Effects, Illustrator, Final Cut Pro, Pro Tools, Hindenburg</w:t>
+      </w:r>
+    </w:p>
+    <w:p>
+      <w:pPr>
+        <w:pStyle w:val="NoSpacing"/>
+        <w:spacing w:after="40"/>
+        <w:rPr>
+          <w:rFonts w:ascii="Overpass" w:hAnsi="Overpass"/>
+          <w:color w:val="000000" w:themeColor="text1"/>
+          <w:sz w:val="18"/>
+          <w:szCs w:val="18"/>
+        </w:rPr>
+      </w:pPr>
+      <w:r>
+        <w:rPr>
+          <w:rFonts w:ascii="Overpass" w:hAnsi="Overpass"/>
+          <w:b/>
+          <w:color w:val="000000" w:themeColor="text1"/>
+          <w:sz w:val="18"/>
+          <w:szCs w:val="18"/>
+        </w:rPr>
+        <w:t>Additional</w:t>
+      </w:r>
+      <w:r>
+        <w:rPr>
+          <w:rFonts w:ascii="Overpass" w:hAnsi="Overpass"/>
+          <w:color w:val="000000" w:themeColor="text1"/>
+          <w:sz w:val="18"/>
+          <w:szCs w:val="18"/>
+        </w:rPr>
+        <w:t xml:space="preserve">: </w:t>
+      </w:r>
+      <w:r>
+        <w:rPr>
+          <w:rFonts w:ascii="Overpass" w:hAnsi="Overpass"/>
+          <w:color w:val="000000" w:themeColor="text1"/>
+          <w:sz w:val="18"/>
+          <w:szCs w:val="18"/>
+        </w:rPr>
+        <w:t xml:space="preserve">Photography, Writing, </w:t>
+      </w:r>
+      <w:r>
+        <w:rPr>
+          <w:rFonts w:ascii="Overpass" w:hAnsi="Overpass"/>
+          <w:color w:val="000000" w:themeColor="text1"/>
+          <w:sz w:val="18"/>
+          <w:szCs w:val="18"/>
+        </w:rPr>
+        <w:t>Public records research, AP style</w:t>
+      </w:r>
+      <w:r>
+        <w:rPr>
+          <w:rFonts w:ascii="Overpass" w:hAnsi="Overpass"/>
+          <w:color w:val="000000" w:themeColor="text1"/>
+          <w:sz w:val="18"/>
+          <w:szCs w:val="18"/>
+        </w:rPr>
+        <w:t>, Audio production</w:t>
+      </w:r>
+      <w:r>
+        <w:rPr>
+          <w:rFonts w:ascii="Overpass" w:hAnsi="Overpass"/>
+          <w:color w:val="000000" w:themeColor="text1"/>
+          <w:sz w:val="18"/>
+          <w:szCs w:val="18"/>
+        </w:rPr>
+        <w:t>/</w:t>
+      </w:r>
+      <w:r>
+        <w:rPr>
+          <w:rFonts w:ascii="Overpass" w:hAnsi="Overpass"/>
+          <w:color w:val="000000" w:themeColor="text1"/>
+          <w:sz w:val="18"/>
+          <w:szCs w:val="18"/>
+        </w:rPr>
+        <w:t>editing, Video production</w:t>
+      </w:r>
+      <w:r>
+        <w:rPr>
+          <w:rFonts w:ascii="Overpass" w:hAnsi="Overpass"/>
+          <w:color w:val="000000" w:themeColor="text1"/>
+          <w:sz w:val="18"/>
+          <w:szCs w:val="18"/>
+        </w:rPr>
+        <w:t>/</w:t>
+      </w:r>
+      <w:r>
+        <w:rPr>
+          <w:rFonts w:ascii="Overpass" w:hAnsi="Overpass"/>
+          <w:color w:val="000000" w:themeColor="text1"/>
+          <w:sz w:val="18"/>
+          <w:szCs w:val="18"/>
+        </w:rPr>
+        <w:t>editing</w:t>
+      </w:r>
+    </w:p>
+    <w:p>
+      <w:pPr>
+        <w:pStyle w:val="Heading2"/>
+        <w:spacing w:line="180" w:lineRule="auto"/>
+        <w:rPr>
+          <w:rFonts w:ascii="Overpass" w:hAnsi="Overpass"/>
+          <w:sz w:val="18"/>
+          <w:szCs w:val="18"/>
+        </w:rPr>
+      </w:pPr>
+      <w:r>
+        <w:rPr>
+          <w:rFonts w:ascii="Overpass" w:hAnsi="Overpass"/>
+          <w:sz w:val="18"/>
+          <w:szCs w:val="18"/>
+        </w:rPr>
+        <w:t>HONORS</w:t>
+      </w:r>
+    </w:p>
+    <w:p>
+      <w:pPr>
+        <w:pStyle w:val="NoSpacing"/>
         <w:rPr>
           <w:rFonts w:ascii="Overpass" w:hAnsi="Overpass"/>
           <w:bCs/>
@@ -2435,7 +2516,7 @@
         </w:rPr>
         <w:t xml:space="preserve">: </w:t>
       </w:r>
-      <w:hyperlink r:id="rId27" w:history="1">
+      <w:hyperlink r:id="rId19" w:history="1">
         <w:r>
           <w:rPr>
             <w:rStyle w:val="Hyperlink"/>
@@ -2468,7 +2549,7 @@
         </w:rPr>
         <w:t xml:space="preserve">for </w:t>
       </w:r>
-      <w:hyperlink r:id="rId28" w:history="1">
+      <w:hyperlink r:id="rId20" w:history="1">
         <w:r>
           <w:rPr>
             <w:rStyle w:val="Hyperlink"/>
@@ -2537,7 +2618,7 @@
         </w:rPr>
         <w:t xml:space="preserve">: </w:t>
       </w:r>
-      <w:hyperlink r:id="rId29" w:history="1">
+      <w:hyperlink r:id="rId21" w:history="1">
         <w:r>
           <w:rPr>
             <w:rStyle w:val="Hyperlink"/>
@@ -2562,12 +2643,7 @@
       </w:r>
     </w:p>
     <w:sectPr>
-      <w:headerReference w:type="even" r:id="rId30"/>
-      <w:headerReference w:type="default" r:id="rId31"/>
-      <w:footerReference w:type="even" r:id="rId32"/>
-      <w:footerReference w:type="default" r:id="rId33"/>
-      <w:headerReference w:type="first" r:id="rId34"/>
-      <w:footerReference w:type="first" r:id="rId35"/>
+      <w:headerReference w:type="default" r:id="rId22"/>
       <w:pgSz w:w="12240" w:h="15840"/>
       <w:pgMar w:top="242" w:right="1152" w:bottom="918" w:left="1152" w:header="432" w:footer="720" w:gutter="0"/>
       <w:cols w:space="720"/>
@@ -2578,7 +2654,7 @@
 </file>
 
 <file path=word/endnotes.xml><?xml version="1.0" encoding="utf-8"?>
-<w:endnotes xmlns:wpc="http://schemas.microsoft.com/office/word/2010/wordprocessingCanvas" xmlns:cx="http://schemas.microsoft.com/office/drawing/2014/chartex" xmlns:cx1="http://schemas.microsoft.com/office/drawing/2015/9/8/chartex" xmlns:cx2="http://schemas.microsoft.com/office/drawing/2015/10/21/chartex" xmlns:cx3="http://schemas.microsoft.com/office/drawing/2016/5/9/chartex" xmlns:cx4="http://schemas.microsoft.com/office/drawing/2016/5/10/chartex" xmlns:cx5="http://schemas.microsoft.com/office/drawing/2016/5/11/chartex" xmlns:cx6="http://schemas.microsoft.com/office/drawing/2016/5/12/chartex" xmlns:cx7="http://schemas.microsoft.com/office/drawing/2016/5/13/chartex" xmlns:cx8="http://schemas.microsoft.com/office/drawing/2016/5/14/chartex" xmlns:mc="http://schemas.openxmlformats.org/markup-compatibility/2006" xmlns:aink="http://schemas.microsoft.com/office/drawing/2016/ink" xmlns:am3d="http://schemas.microsoft.com/office/drawing/2017/model3d" xmlns:o="urn:schemas-microsoft-com:office:office" xmlns:oel="http://schemas.microsoft.com/office/2019/extlst" xmlns:r="http://schemas.openxmlformats.org/officeDocument/2006/relationships" xmlns:m="http://schemas.openxmlformats.org/officeDocument/2006/math" xmlns:v="urn:schemas-microsoft-com:vml" xmlns:wp14="http://schemas.microsoft.com/office/word/2010/wordprocessingDrawing" xmlns:wp="http://schemas.openxmlformats.org/drawingml/2006/wordprocessingDrawing" xmlns:w10="urn:schemas-microsoft-com:office:word" xmlns:w="http://schemas.openxmlformats.org/wordprocessingml/2006/main" xmlns:w14="http://schemas.microsoft.com/office/word/2010/wordml" xmlns:w15="http://schemas.microsoft.com/office/word/2012/wordml" xmlns:w16cex="http://schemas.microsoft.com/office/word/2018/wordml/cex" xmlns:w16cid="http://schemas.microsoft.com/office/word/2016/wordml/cid" xmlns:w16="http://schemas.microsoft.com/office/word/2018/wordml" xmlns:w16du="http://schemas.microsoft.com/office/word/2023/wordml/word16du" xmlns:w16sdtdh="http://schemas.microsoft.com/office/word/2020/wordml/sdtdatahash" xmlns:w16se="http://schemas.microsoft.com/office/word/2015/wordml/symex" xmlns:wpg="http://schemas.microsoft.com/office/word/2010/wordprocessingGroup" xmlns:wpi="http://schemas.microsoft.com/office/word/2010/wordprocessingInk" xmlns:wne="http://schemas.microsoft.com/office/word/2006/wordml" xmlns:wps="http://schemas.microsoft.com/office/word/2010/wordprocessingShape" mc:Ignorable="w14 w15 w16se w16cid w16 w16cex w16sdtdh w16du wp14">
+<w:endnotes xmlns:wpc="http://schemas.microsoft.com/office/word/2010/wordprocessingCanvas" xmlns:cx="http://schemas.microsoft.com/office/drawing/2014/chartex" xmlns:cx1="http://schemas.microsoft.com/office/drawing/2015/9/8/chartex" xmlns:cx2="http://schemas.microsoft.com/office/drawing/2015/10/21/chartex" xmlns:cx3="http://schemas.microsoft.com/office/drawing/2016/5/9/chartex" xmlns:cx4="http://schemas.microsoft.com/office/drawing/2016/5/10/chartex" xmlns:cx5="http://schemas.microsoft.com/office/drawing/2016/5/11/chartex" xmlns:cx6="http://schemas.microsoft.com/office/drawing/2016/5/12/chartex" xmlns:cx7="http://schemas.microsoft.com/office/drawing/2016/5/13/chartex" xmlns:cx8="http://schemas.microsoft.com/office/drawing/2016/5/14/chartex" xmlns:mc="http://schemas.openxmlformats.org/markup-compatibility/2006" xmlns:m="http://schemas.openxmlformats.org/officeDocument/2006/math" xmlns:aink="http://schemas.microsoft.com/office/drawing/2016/ink" xmlns:am3d="http://schemas.microsoft.com/office/drawing/2017/model3d" xmlns:oel="http://schemas.microsoft.com/office/2019/extlst" xmlns:r="http://schemas.openxmlformats.org/officeDocument/2006/relationships" xmlns:wp14="http://schemas.microsoft.com/office/word/2010/wordprocessingDrawing" xmlns:wp="http://schemas.openxmlformats.org/drawingml/2006/wordprocessingDrawing" xmlns:wpg="http://schemas.microsoft.com/office/word/2010/wordprocessingGroup" xmlns:wpi="http://schemas.microsoft.com/office/word/2010/wordprocessingInk" xmlns:wps="http://schemas.microsoft.com/office/word/2010/wordprocessingShape" xmlns:o="urn:schemas-microsoft-com:office:office" xmlns:v="urn:schemas-microsoft-com:vml" xmlns:w10="urn:schemas-microsoft-com:office:word" xmlns:w="http://schemas.openxmlformats.org/wordprocessingml/2006/main" xmlns:w14="http://schemas.microsoft.com/office/word/2010/wordml" xmlns:w15="http://schemas.microsoft.com/office/word/2012/wordml" xmlns:w16cei="http://schemas.microsoft.com/office/word/2026/wordml/cei" xmlns:w16cex="http://schemas.microsoft.com/office/word/2018/wordml/cex" xmlns:w16cid="http://schemas.microsoft.com/office/word/2016/wordml/cid" xmlns:w16="http://schemas.microsoft.com/office/word/2018/wordml" xmlns:w16sdtdh="http://schemas.microsoft.com/office/word/2020/wordml/sdtdatahash" xmlns:w16sdtfl="http://schemas.microsoft.com/office/word/2024/wordml/sdtformatlock" xmlns:w16se="http://schemas.microsoft.com/office/word/2015/wordml/symex" xmlns:w16du="http://schemas.microsoft.com/office/word/2023/wordml/word16du" xmlns:wne="http://schemas.microsoft.com/office/word/2006/wordml" mc:Ignorable="w14 w15 w16se w16cid w16 w16cex w16sdtdh w16sdtfl w16du wp14">
   <w:endnote w:type="separator" w:id="-1">
     <w:p>
       <w:r>
@@ -2596,38 +2672,8 @@
 </w:endnotes>
 </file>
 
-<file path=word/footer1.xml><?xml version="1.0" encoding="utf-8"?>
-<w:ftr xmlns:wpc="http://schemas.microsoft.com/office/word/2010/wordprocessingCanvas" xmlns:cx="http://schemas.microsoft.com/office/drawing/2014/chartex" xmlns:cx1="http://schemas.microsoft.com/office/drawing/2015/9/8/chartex" xmlns:cx2="http://schemas.microsoft.com/office/drawing/2015/10/21/chartex" xmlns:cx3="http://schemas.microsoft.com/office/drawing/2016/5/9/chartex" xmlns:cx4="http://schemas.microsoft.com/office/drawing/2016/5/10/chartex" xmlns:cx5="http://schemas.microsoft.com/office/drawing/2016/5/11/chartex" xmlns:cx6="http://schemas.microsoft.com/office/drawing/2016/5/12/chartex" xmlns:cx7="http://schemas.microsoft.com/office/drawing/2016/5/13/chartex" xmlns:cx8="http://schemas.microsoft.com/office/drawing/2016/5/14/chartex" xmlns:mc="http://schemas.openxmlformats.org/markup-compatibility/2006" xmlns:aink="http://schemas.microsoft.com/office/drawing/2016/ink" xmlns:am3d="http://schemas.microsoft.com/office/drawing/2017/model3d" xmlns:o="urn:schemas-microsoft-com:office:office" xmlns:oel="http://schemas.microsoft.com/office/2019/extlst" xmlns:r="http://schemas.openxmlformats.org/officeDocument/2006/relationships" xmlns:m="http://schemas.openxmlformats.org/officeDocument/2006/math" xmlns:v="urn:schemas-microsoft-com:vml" xmlns:wp14="http://schemas.microsoft.com/office/word/2010/wordprocessingDrawing" xmlns:wp="http://schemas.openxmlformats.org/drawingml/2006/wordprocessingDrawing" xmlns:w10="urn:schemas-microsoft-com:office:word" xmlns:w="http://schemas.openxmlformats.org/wordprocessingml/2006/main" xmlns:w14="http://schemas.microsoft.com/office/word/2010/wordml" xmlns:w15="http://schemas.microsoft.com/office/word/2012/wordml" xmlns:w16cex="http://schemas.microsoft.com/office/word/2018/wordml/cex" xmlns:w16cid="http://schemas.microsoft.com/office/word/2016/wordml/cid" xmlns:w16="http://schemas.microsoft.com/office/word/2018/wordml" xmlns:w16du="http://schemas.microsoft.com/office/word/2023/wordml/word16du" xmlns:w16sdtdh="http://schemas.microsoft.com/office/word/2020/wordml/sdtdatahash" xmlns:w16se="http://schemas.microsoft.com/office/word/2015/wordml/symex" xmlns:wpg="http://schemas.microsoft.com/office/word/2010/wordprocessingGroup" xmlns:wpi="http://schemas.microsoft.com/office/word/2010/wordprocessingInk" xmlns:wne="http://schemas.microsoft.com/office/word/2006/wordml" xmlns:wps="http://schemas.microsoft.com/office/word/2010/wordprocessingShape" mc:Ignorable="w14 w15 w16se w16cid w16 w16cex w16sdtdh w16du wp14">
-  <w:p>
-    <w:pPr>
-      <w:pStyle w:val="Footer"/>
-    </w:pPr>
-  </w:p>
-</w:ftr>
-</file>
-
-<file path=word/footer2.xml><?xml version="1.0" encoding="utf-8"?>
-<w:ftr xmlns:wpc="http://schemas.microsoft.com/office/word/2010/wordprocessingCanvas" xmlns:cx="http://schemas.microsoft.com/office/drawing/2014/chartex" xmlns:cx1="http://schemas.microsoft.com/office/drawing/2015/9/8/chartex" xmlns:cx2="http://schemas.microsoft.com/office/drawing/2015/10/21/chartex" xmlns:cx3="http://schemas.microsoft.com/office/drawing/2016/5/9/chartex" xmlns:cx4="http://schemas.microsoft.com/office/drawing/2016/5/10/chartex" xmlns:cx5="http://schemas.microsoft.com/office/drawing/2016/5/11/chartex" xmlns:cx6="http://schemas.microsoft.com/office/drawing/2016/5/12/chartex" xmlns:cx7="http://schemas.microsoft.com/office/drawing/2016/5/13/chartex" xmlns:cx8="http://schemas.microsoft.com/office/drawing/2016/5/14/chartex" xmlns:mc="http://schemas.openxmlformats.org/markup-compatibility/2006" xmlns:aink="http://schemas.microsoft.com/office/drawing/2016/ink" xmlns:am3d="http://schemas.microsoft.com/office/drawing/2017/model3d" xmlns:o="urn:schemas-microsoft-com:office:office" xmlns:oel="http://schemas.microsoft.com/office/2019/extlst" xmlns:r="http://schemas.openxmlformats.org/officeDocument/2006/relationships" xmlns:m="http://schemas.openxmlformats.org/officeDocument/2006/math" xmlns:v="urn:schemas-microsoft-com:vml" xmlns:wp14="http://schemas.microsoft.com/office/word/2010/wordprocessingDrawing" xmlns:wp="http://schemas.openxmlformats.org/drawingml/2006/wordprocessingDrawing" xmlns:w10="urn:schemas-microsoft-com:office:word" xmlns:w="http://schemas.openxmlformats.org/wordprocessingml/2006/main" xmlns:w14="http://schemas.microsoft.com/office/word/2010/wordml" xmlns:w15="http://schemas.microsoft.com/office/word/2012/wordml" xmlns:w16cex="http://schemas.microsoft.com/office/word/2018/wordml/cex" xmlns:w16cid="http://schemas.microsoft.com/office/word/2016/wordml/cid" xmlns:w16="http://schemas.microsoft.com/office/word/2018/wordml" xmlns:w16du="http://schemas.microsoft.com/office/word/2023/wordml/word16du" xmlns:w16sdtdh="http://schemas.microsoft.com/office/word/2020/wordml/sdtdatahash" xmlns:w16se="http://schemas.microsoft.com/office/word/2015/wordml/symex" xmlns:wpg="http://schemas.microsoft.com/office/word/2010/wordprocessingGroup" xmlns:wpi="http://schemas.microsoft.com/office/word/2010/wordprocessingInk" xmlns:wne="http://schemas.microsoft.com/office/word/2006/wordml" xmlns:wps="http://schemas.microsoft.com/office/word/2010/wordprocessingShape" mc:Ignorable="w14 w15 w16se w16cid w16 w16cex w16sdtdh w16du wp14">
-  <w:p>
-    <w:pPr>
-      <w:pStyle w:val="Footer"/>
-    </w:pPr>
-  </w:p>
-</w:ftr>
-</file>
-
-<file path=word/footer3.xml><?xml version="1.0" encoding="utf-8"?>
-<w:ftr xmlns:wpc="http://schemas.microsoft.com/office/word/2010/wordprocessingCanvas" xmlns:cx="http://schemas.microsoft.com/office/drawing/2014/chartex" xmlns:cx1="http://schemas.microsoft.com/office/drawing/2015/9/8/chartex" xmlns:cx2="http://schemas.microsoft.com/office/drawing/2015/10/21/chartex" xmlns:cx3="http://schemas.microsoft.com/office/drawing/2016/5/9/chartex" xmlns:cx4="http://schemas.microsoft.com/office/drawing/2016/5/10/chartex" xmlns:cx5="http://schemas.microsoft.com/office/drawing/2016/5/11/chartex" xmlns:cx6="http://schemas.microsoft.com/office/drawing/2016/5/12/chartex" xmlns:cx7="http://schemas.microsoft.com/office/drawing/2016/5/13/chartex" xmlns:cx8="http://schemas.microsoft.com/office/drawing/2016/5/14/chartex" xmlns:mc="http://schemas.openxmlformats.org/markup-compatibility/2006" xmlns:aink="http://schemas.microsoft.com/office/drawing/2016/ink" xmlns:am3d="http://schemas.microsoft.com/office/drawing/2017/model3d" xmlns:o="urn:schemas-microsoft-com:office:office" xmlns:oel="http://schemas.microsoft.com/office/2019/extlst" xmlns:r="http://schemas.openxmlformats.org/officeDocument/2006/relationships" xmlns:m="http://schemas.openxmlformats.org/officeDocument/2006/math" xmlns:v="urn:schemas-microsoft-com:vml" xmlns:wp14="http://schemas.microsoft.com/office/word/2010/wordprocessingDrawing" xmlns:wp="http://schemas.openxmlformats.org/drawingml/2006/wordprocessingDrawing" xmlns:w10="urn:schemas-microsoft-com:office:word" xmlns:w="http://schemas.openxmlformats.org/wordprocessingml/2006/main" xmlns:w14="http://schemas.microsoft.com/office/word/2010/wordml" xmlns:w15="http://schemas.microsoft.com/office/word/2012/wordml" xmlns:w16cex="http://schemas.microsoft.com/office/word/2018/wordml/cex" xmlns:w16cid="http://schemas.microsoft.com/office/word/2016/wordml/cid" xmlns:w16="http://schemas.microsoft.com/office/word/2018/wordml" xmlns:w16du="http://schemas.microsoft.com/office/word/2023/wordml/word16du" xmlns:w16sdtdh="http://schemas.microsoft.com/office/word/2020/wordml/sdtdatahash" xmlns:w16se="http://schemas.microsoft.com/office/word/2015/wordml/symex" xmlns:wpg="http://schemas.microsoft.com/office/word/2010/wordprocessingGroup" xmlns:wpi="http://schemas.microsoft.com/office/word/2010/wordprocessingInk" xmlns:wne="http://schemas.microsoft.com/office/word/2006/wordml" xmlns:wps="http://schemas.microsoft.com/office/word/2010/wordprocessingShape" mc:Ignorable="w14 w15 w16se w16cid w16 w16cex w16sdtdh w16du wp14">
-  <w:p>
-    <w:pPr>
-      <w:pStyle w:val="Footer"/>
-    </w:pPr>
-  </w:p>
-</w:ftr>
-</file>
-
 <file path=word/footnotes.xml><?xml version="1.0" encoding="utf-8"?>
-<w:footnotes xmlns:wpc="http://schemas.microsoft.com/office/word/2010/wordprocessingCanvas" xmlns:cx="http://schemas.microsoft.com/office/drawing/2014/chartex" xmlns:cx1="http://schemas.microsoft.com/office/drawing/2015/9/8/chartex" xmlns:cx2="http://schemas.microsoft.com/office/drawing/2015/10/21/chartex" xmlns:cx3="http://schemas.microsoft.com/office/drawing/2016/5/9/chartex" xmlns:cx4="http://schemas.microsoft.com/office/drawing/2016/5/10/chartex" xmlns:cx5="http://schemas.microsoft.com/office/drawing/2016/5/11/chartex" xmlns:cx6="http://schemas.microsoft.com/office/drawing/2016/5/12/chartex" xmlns:cx7="http://schemas.microsoft.com/office/drawing/2016/5/13/chartex" xmlns:cx8="http://schemas.microsoft.com/office/drawing/2016/5/14/chartex" xmlns:mc="http://schemas.openxmlformats.org/markup-compatibility/2006" xmlns:aink="http://schemas.microsoft.com/office/drawing/2016/ink" xmlns:am3d="http://schemas.microsoft.com/office/drawing/2017/model3d" xmlns:o="urn:schemas-microsoft-com:office:office" xmlns:oel="http://schemas.microsoft.com/office/2019/extlst" xmlns:r="http://schemas.openxmlformats.org/officeDocument/2006/relationships" xmlns:m="http://schemas.openxmlformats.org/officeDocument/2006/math" xmlns:v="urn:schemas-microsoft-com:vml" xmlns:wp14="http://schemas.microsoft.com/office/word/2010/wordprocessingDrawing" xmlns:wp="http://schemas.openxmlformats.org/drawingml/2006/wordprocessingDrawing" xmlns:w10="urn:schemas-microsoft-com:office:word" xmlns:w="http://schemas.openxmlformats.org/wordprocessingml/2006/main" xmlns:w14="http://schemas.microsoft.com/office/word/2010/wordml" xmlns:w15="http://schemas.microsoft.com/office/word/2012/wordml" xmlns:w16cex="http://schemas.microsoft.com/office/word/2018/wordml/cex" xmlns:w16cid="http://schemas.microsoft.com/office/word/2016/wordml/cid" xmlns:w16="http://schemas.microsoft.com/office/word/2018/wordml" xmlns:w16du="http://schemas.microsoft.com/office/word/2023/wordml/word16du" xmlns:w16sdtdh="http://schemas.microsoft.com/office/word/2020/wordml/sdtdatahash" xmlns:w16se="http://schemas.microsoft.com/office/word/2015/wordml/symex" xmlns:wpg="http://schemas.microsoft.com/office/word/2010/wordprocessingGroup" xmlns:wpi="http://schemas.microsoft.com/office/word/2010/wordprocessingInk" xmlns:wne="http://schemas.microsoft.com/office/word/2006/wordml" xmlns:wps="http://schemas.microsoft.com/office/word/2010/wordprocessingShape" mc:Ignorable="w14 w15 w16se w16cid w16 w16cex w16sdtdh w16du wp14">
+<w:footnotes xmlns:wpc="http://schemas.microsoft.com/office/word/2010/wordprocessingCanvas" xmlns:cx="http://schemas.microsoft.com/office/drawing/2014/chartex" xmlns:cx1="http://schemas.microsoft.com/office/drawing/2015/9/8/chartex" xmlns:cx2="http://schemas.microsoft.com/office/drawing/2015/10/21/chartex" xmlns:cx3="http://schemas.microsoft.com/office/drawing/2016/5/9/chartex" xmlns:cx4="http://schemas.microsoft.com/office/drawing/2016/5/10/chartex" xmlns:cx5="http://schemas.microsoft.com/office/drawing/2016/5/11/chartex" xmlns:cx6="http://schemas.microsoft.com/office/drawing/2016/5/12/chartex" xmlns:cx7="http://schemas.microsoft.com/office/drawing/2016/5/13/chartex" xmlns:cx8="http://schemas.microsoft.com/office/drawing/2016/5/14/chartex" xmlns:mc="http://schemas.openxmlformats.org/markup-compatibility/2006" xmlns:m="http://schemas.openxmlformats.org/officeDocument/2006/math" xmlns:aink="http://schemas.microsoft.com/office/drawing/2016/ink" xmlns:am3d="http://schemas.microsoft.com/office/drawing/2017/model3d" xmlns:oel="http://schemas.microsoft.com/office/2019/extlst" xmlns:r="http://schemas.openxmlformats.org/officeDocument/2006/relationships" xmlns:wp14="http://schemas.microsoft.com/office/word/2010/wordprocessingDrawing" xmlns:wp="http://schemas.openxmlformats.org/drawingml/2006/wordprocessingDrawing" xmlns:wpg="http://schemas.microsoft.com/office/word/2010/wordprocessingGroup" xmlns:wpi="http://schemas.microsoft.com/office/word/2010/wordprocessingInk" xmlns:wps="http://schemas.microsoft.com/office/word/2010/wordprocessingShape" xmlns:o="urn:schemas-microsoft-com:office:office" xmlns:v="urn:schemas-microsoft-com:vml" xmlns:w10="urn:schemas-microsoft-com:office:word" xmlns:w="http://schemas.openxmlformats.org/wordprocessingml/2006/main" xmlns:w14="http://schemas.microsoft.com/office/word/2010/wordml" xmlns:w15="http://schemas.microsoft.com/office/word/2012/wordml" xmlns:w16cei="http://schemas.microsoft.com/office/word/2026/wordml/cei" xmlns:w16cex="http://schemas.microsoft.com/office/word/2018/wordml/cex" xmlns:w16cid="http://schemas.microsoft.com/office/word/2016/wordml/cid" xmlns:w16="http://schemas.microsoft.com/office/word/2018/wordml" xmlns:w16sdtdh="http://schemas.microsoft.com/office/word/2020/wordml/sdtdatahash" xmlns:w16sdtfl="http://schemas.microsoft.com/office/word/2024/wordml/sdtformatlock" xmlns:w16se="http://schemas.microsoft.com/office/word/2015/wordml/symex" xmlns:w16du="http://schemas.microsoft.com/office/word/2023/wordml/word16du" xmlns:wne="http://schemas.microsoft.com/office/word/2006/wordml" mc:Ignorable="w14 w15 w16se w16cid w16 w16cex w16sdtdh w16sdtfl w16du wp14">
   <w:footnote w:type="separator" w:id="-1">
     <w:p>
       <w:r>
@@ -2646,17 +2692,7 @@
 </file>
 
 <file path=word/header1.xml><?xml version="1.0" encoding="utf-8"?>
-<w:hdr xmlns:wpc="http://schemas.microsoft.com/office/word/2010/wordprocessingCanvas" xmlns:cx="http://schemas.microsoft.com/office/drawing/2014/chartex" xmlns:cx1="http://schemas.microsoft.com/office/drawing/2015/9/8/chartex" xmlns:cx2="http://schemas.microsoft.com/office/drawing/2015/10/21/chartex" xmlns:cx3="http://schemas.microsoft.com/office/drawing/2016/5/9/chartex" xmlns:cx4="http://schemas.microsoft.com/office/drawing/2016/5/10/chartex" xmlns:cx5="http://schemas.microsoft.com/office/drawing/2016/5/11/chartex" xmlns:cx6="http://schemas.microsoft.com/office/drawing/2016/5/12/chartex" xmlns:cx7="http://schemas.microsoft.com/office/drawing/2016/5/13/chartex" xmlns:cx8="http://schemas.microsoft.com/office/drawing/2016/5/14/chartex" xmlns:mc="http://schemas.openxmlformats.org/markup-compatibility/2006" xmlns:aink="http://schemas.microsoft.com/office/drawing/2016/ink" xmlns:am3d="http://schemas.microsoft.com/office/drawing/2017/model3d" xmlns:o="urn:schemas-microsoft-com:office:office" xmlns:oel="http://schemas.microsoft.com/office/2019/extlst" xmlns:r="http://schemas.openxmlformats.org/officeDocument/2006/relationships" xmlns:m="http://schemas.openxmlformats.org/officeDocument/2006/math" xmlns:v="urn:schemas-microsoft-com:vml" xmlns:wp14="http://schemas.microsoft.com/office/word/2010/wordprocessingDrawing" xmlns:wp="http://schemas.openxmlformats.org/drawingml/2006/wordprocessingDrawing" xmlns:w10="urn:schemas-microsoft-com:office:word" xmlns:w="http://schemas.openxmlformats.org/wordprocessingml/2006/main" xmlns:w14="http://schemas.microsoft.com/office/word/2010/wordml" xmlns:w15="http://schemas.microsoft.com/office/word/2012/wordml" xmlns:w16cex="http://schemas.microsoft.com/office/word/2018/wordml/cex" xmlns:w16cid="http://schemas.microsoft.com/office/word/2016/wordml/cid" xmlns:w16="http://schemas.microsoft.com/office/word/2018/wordml" xmlns:w16du="http://schemas.microsoft.com/office/word/2023/wordml/word16du" xmlns:w16sdtdh="http://schemas.microsoft.com/office/word/2020/wordml/sdtdatahash" xmlns:w16se="http://schemas.microsoft.com/office/word/2015/wordml/symex" xmlns:wpg="http://schemas.microsoft.com/office/word/2010/wordprocessingGroup" xmlns:wpi="http://schemas.microsoft.com/office/word/2010/wordprocessingInk" xmlns:wne="http://schemas.microsoft.com/office/word/2006/wordml" xmlns:wps="http://schemas.microsoft.com/office/word/2010/wordprocessingShape" mc:Ignorable="w14 w15 w16se w16cid w16 w16cex w16sdtdh w16du wp14">
-  <w:p>
-    <w:pPr>
-      <w:pStyle w:val="Header"/>
-    </w:pPr>
-  </w:p>
-</w:hdr>
-</file>
-
-<file path=word/header2.xml><?xml version="1.0" encoding="utf-8"?>
-<w:hdr xmlns:wpc="http://schemas.microsoft.com/office/word/2010/wordprocessingCanvas" xmlns:cx="http://schemas.microsoft.com/office/drawing/2014/chartex" xmlns:cx1="http://schemas.microsoft.com/office/drawing/2015/9/8/chartex" xmlns:cx2="http://schemas.microsoft.com/office/drawing/2015/10/21/chartex" xmlns:cx3="http://schemas.microsoft.com/office/drawing/2016/5/9/chartex" xmlns:cx4="http://schemas.microsoft.com/office/drawing/2016/5/10/chartex" xmlns:cx5="http://schemas.microsoft.com/office/drawing/2016/5/11/chartex" xmlns:cx6="http://schemas.microsoft.com/office/drawing/2016/5/12/chartex" xmlns:cx7="http://schemas.microsoft.com/office/drawing/2016/5/13/chartex" xmlns:cx8="http://schemas.microsoft.com/office/drawing/2016/5/14/chartex" xmlns:mc="http://schemas.openxmlformats.org/markup-compatibility/2006" xmlns:aink="http://schemas.microsoft.com/office/drawing/2016/ink" xmlns:am3d="http://schemas.microsoft.com/office/drawing/2017/model3d" xmlns:o="urn:schemas-microsoft-com:office:office" xmlns:oel="http://schemas.microsoft.com/office/2019/extlst" xmlns:r="http://schemas.openxmlformats.org/officeDocument/2006/relationships" xmlns:m="http://schemas.openxmlformats.org/officeDocument/2006/math" xmlns:v="urn:schemas-microsoft-com:vml" xmlns:wp14="http://schemas.microsoft.com/office/word/2010/wordprocessingDrawing" xmlns:wp="http://schemas.openxmlformats.org/drawingml/2006/wordprocessingDrawing" xmlns:w10="urn:schemas-microsoft-com:office:word" xmlns:w="http://schemas.openxmlformats.org/wordprocessingml/2006/main" xmlns:w14="http://schemas.microsoft.com/office/word/2010/wordml" xmlns:w15="http://schemas.microsoft.com/office/word/2012/wordml" xmlns:w16cex="http://schemas.microsoft.com/office/word/2018/wordml/cex" xmlns:w16cid="http://schemas.microsoft.com/office/word/2016/wordml/cid" xmlns:w16="http://schemas.microsoft.com/office/word/2018/wordml" xmlns:w16du="http://schemas.microsoft.com/office/word/2023/wordml/word16du" xmlns:w16sdtdh="http://schemas.microsoft.com/office/word/2020/wordml/sdtdatahash" xmlns:w16se="http://schemas.microsoft.com/office/word/2015/wordml/symex" xmlns:wpg="http://schemas.microsoft.com/office/word/2010/wordprocessingGroup" xmlns:wpi="http://schemas.microsoft.com/office/word/2010/wordprocessingInk" xmlns:wne="http://schemas.microsoft.com/office/word/2006/wordml" xmlns:wps="http://schemas.microsoft.com/office/word/2010/wordprocessingShape" mc:Ignorable="w14 w15 w16se w16cid w16 w16cex w16sdtdh w16du wp14">
+<w:hdr xmlns:wpc="http://schemas.microsoft.com/office/word/2010/wordprocessingCanvas" xmlns:cx="http://schemas.microsoft.com/office/drawing/2014/chartex" xmlns:cx1="http://schemas.microsoft.com/office/drawing/2015/9/8/chartex" xmlns:cx2="http://schemas.microsoft.com/office/drawing/2015/10/21/chartex" xmlns:cx3="http://schemas.microsoft.com/office/drawing/2016/5/9/chartex" xmlns:cx4="http://schemas.microsoft.com/office/drawing/2016/5/10/chartex" xmlns:cx5="http://schemas.microsoft.com/office/drawing/2016/5/11/chartex" xmlns:cx6="http://schemas.microsoft.com/office/drawing/2016/5/12/chartex" xmlns:cx7="http://schemas.microsoft.com/office/drawing/2016/5/13/chartex" xmlns:cx8="http://schemas.microsoft.com/office/drawing/2016/5/14/chartex" xmlns:mc="http://schemas.openxmlformats.org/markup-compatibility/2006" xmlns:m="http://schemas.openxmlformats.org/officeDocument/2006/math" xmlns:aink="http://schemas.microsoft.com/office/drawing/2016/ink" xmlns:am3d="http://schemas.microsoft.com/office/drawing/2017/model3d" xmlns:oel="http://schemas.microsoft.com/office/2019/extlst" xmlns:r="http://schemas.openxmlformats.org/officeDocument/2006/relationships" xmlns:wp14="http://schemas.microsoft.com/office/word/2010/wordprocessingDrawing" xmlns:wp="http://schemas.openxmlformats.org/drawingml/2006/wordprocessingDrawing" xmlns:wpg="http://schemas.microsoft.com/office/word/2010/wordprocessingGroup" xmlns:wpi="http://schemas.microsoft.com/office/word/2010/wordprocessingInk" xmlns:wps="http://schemas.microsoft.com/office/word/2010/wordprocessingShape" xmlns:o="urn:schemas-microsoft-com:office:office" xmlns:v="urn:schemas-microsoft-com:vml" xmlns:w10="urn:schemas-microsoft-com:office:word" xmlns:w="http://schemas.openxmlformats.org/wordprocessingml/2006/main" xmlns:w14="http://schemas.microsoft.com/office/word/2010/wordml" xmlns:w15="http://schemas.microsoft.com/office/word/2012/wordml" xmlns:w16cei="http://schemas.microsoft.com/office/word/2026/wordml/cei" xmlns:w16cex="http://schemas.microsoft.com/office/word/2018/wordml/cex" xmlns:w16cid="http://schemas.microsoft.com/office/word/2016/wordml/cid" xmlns:w16="http://schemas.microsoft.com/office/word/2018/wordml" xmlns:w16sdtdh="http://schemas.microsoft.com/office/word/2020/wordml/sdtdatahash" xmlns:w16sdtfl="http://schemas.microsoft.com/office/word/2024/wordml/sdtformatlock" xmlns:w16se="http://schemas.microsoft.com/office/word/2015/wordml/symex" xmlns:w16du="http://schemas.microsoft.com/office/word/2023/wordml/word16du" xmlns:wne="http://schemas.microsoft.com/office/word/2006/wordml" mc:Ignorable="w14 w15 w16se w16cid w16 w16cex w16sdtdh w16sdtfl w16du wp14">
   <w:p>
     <w:pPr>
       <w:pStyle w:val="Header"/>
@@ -2794,18 +2830,9 @@
                           <w:r>
                             <w:rPr>
                               <w:rFonts w:ascii="Overpass" w:hAnsi="Overpass"/>
-                              <w:color w:val="000000" w:themeColor="text1"/>
                               <w:sz w:val="20"/>
                             </w:rPr>
-                            <w:t xml:space="preserve"> |</w:t>
-                          </w:r>
-                          <w:r>
-                            <w:rPr>
-                              <w:rFonts w:ascii="Overpass" w:hAnsi="Overpass"/>
-                              <w:color w:val="000000" w:themeColor="text1"/>
-                              <w:sz w:val="20"/>
-                            </w:rPr>
-                            <w:t xml:space="preserve"> @FakeBenJay</w:t>
+                            <w:t xml:space="preserve"> </w:t>
                           </w:r>
                           <w:r>
                             <w:rPr>
@@ -3033,35 +3060,18 @@
                         <w:sz w:val="20"/>
                       </w:rPr>
                     </w:pPr>
-                    <w:r>
-                      <w:fldChar w:fldCharType="begin"/>
-                    </w:r>
-                    <w:r>
-                      <w:instrText>HYPERLINK "mailto:benjayphoto@gmail.com"</w:instrText>
-                    </w:r>
-                    <w:r>
-                      <w:fldChar w:fldCharType="separate"/>
-                    </w:r>
-                    <w:r>
-                      <w:rPr>
-                        <w:rStyle w:val="Hyperlink"/>
-                        <w:rFonts w:ascii="Overpass" w:hAnsi="Overpass"/>
-                        <w:color w:val="000000" w:themeColor="text1"/>
-                        <w:sz w:val="20"/>
-                        <w:u w:val="none"/>
-                      </w:rPr>
-                      <w:t>benjayphoto@gmail.com</w:t>
-                    </w:r>
-                    <w:r>
-                      <w:rPr>
-                        <w:rStyle w:val="Hyperlink"/>
-                        <w:rFonts w:ascii="Overpass" w:hAnsi="Overpass"/>
-                        <w:color w:val="000000" w:themeColor="text1"/>
-                        <w:sz w:val="20"/>
-                        <w:u w:val="none"/>
-                      </w:rPr>
-                      <w:fldChar w:fldCharType="end"/>
-                    </w:r>
+                    <w:hyperlink r:id="rId9" w:history="1">
+                      <w:r>
+                        <w:rPr>
+                          <w:rStyle w:val="Hyperlink"/>
+                          <w:rFonts w:ascii="Overpass" w:hAnsi="Overpass"/>
+                          <w:color w:val="000000" w:themeColor="text1"/>
+                          <w:sz w:val="20"/>
+                          <w:u w:val="none"/>
+                        </w:rPr>
+                        <w:t>benjayphoto@gmail.com</w:t>
+                      </w:r>
+                    </w:hyperlink>
                     <w:r>
                       <w:rPr>
                         <w:rFonts w:ascii="Overpass" w:hAnsi="Overpass"/>
@@ -3086,7 +3096,7 @@
                       </w:rPr>
                       <w:t xml:space="preserve"> | </w:t>
                     </w:r>
-                    <w:hyperlink r:id="rId9" w:history="1">
+                    <w:hyperlink r:id="rId10" w:history="1">
                       <w:r>
                         <w:rPr>
                           <w:rStyle w:val="Hyperlink"/>
@@ -3111,18 +3121,9 @@
                     <w:r>
                       <w:rPr>
                         <w:rFonts w:ascii="Overpass" w:hAnsi="Overpass"/>
-                        <w:color w:val="000000" w:themeColor="text1"/>
                         <w:sz w:val="20"/>
                       </w:rPr>
-                      <w:t xml:space="preserve"> |</w:t>
-                    </w:r>
-                    <w:r>
-                      <w:rPr>
-                        <w:rFonts w:ascii="Overpass" w:hAnsi="Overpass"/>
-                        <w:color w:val="000000" w:themeColor="text1"/>
-                        <w:sz w:val="20"/>
-                      </w:rPr>
-                      <w:t xml:space="preserve"> @FakeBenJay</w:t>
+                      <w:t xml:space="preserve"> </w:t>
                     </w:r>
                     <w:r>
                       <w:rPr>
@@ -3142,7 +3143,7 @@
                           <wp:extent cx="165100" cy="165100"/>
                           <wp:effectExtent l="0" t="0" r="12700" b="12700"/>
                           <wp:docPr id="6" name="Picture 6" descr="../../Desktop/instagram-social-network-logo-of-photo-camera.png">
-                            <a:hlinkClick xmlns:a="http://schemas.openxmlformats.org/drawingml/2006/main" r:id="rId10"/>
+                            <a:hlinkClick xmlns:a="http://schemas.openxmlformats.org/drawingml/2006/main" r:id="rId3"/>
                           </wp:docPr>
                           <wp:cNvGraphicFramePr>
                             <a:graphicFrameLocks xmlns:a="http://schemas.openxmlformats.org/drawingml/2006/main" noChangeAspect="1"/>
@@ -3157,7 +3158,7 @@
                                   </pic:cNvPicPr>
                                 </pic:nvPicPr>
                                 <pic:blipFill>
-                                  <a:blip r:embed="rId11">
+                                  <a:blip r:embed="rId4">
                                     <a:extLst>
                                       <a:ext uri="{28A0092B-C50C-407E-A947-70E740481C1C}">
                                         <a14:useLocalDpi xmlns:a14="http://schemas.microsoft.com/office/drawing/2010/main" val="0"/>
@@ -3207,7 +3208,7 @@
                           <wp:extent cx="165100" cy="165100"/>
                           <wp:effectExtent l="0" t="0" r="12700" b="12700"/>
                           <wp:docPr id="7" name="Picture 7" descr="../../Desktop/github-sign.png">
-                            <a:hlinkClick xmlns:a="http://schemas.openxmlformats.org/drawingml/2006/main" r:id="rId12"/>
+                            <a:hlinkClick xmlns:a="http://schemas.openxmlformats.org/drawingml/2006/main" r:id="rId5"/>
                           </wp:docPr>
                           <wp:cNvGraphicFramePr>
                             <a:graphicFrameLocks xmlns:a="http://schemas.openxmlformats.org/drawingml/2006/main" noChangeAspect="1"/>
@@ -3222,7 +3223,7 @@
                                   </pic:cNvPicPr>
                                 </pic:nvPicPr>
                                 <pic:blipFill>
-                                  <a:blip r:embed="rId13">
+                                  <a:blip r:embed="rId6">
                                     <a:extLst>
                                       <a:ext uri="{28A0092B-C50C-407E-A947-70E740481C1C}">
                                         <a14:useLocalDpi xmlns:a14="http://schemas.microsoft.com/office/drawing/2010/main" val="0"/>
@@ -3271,7 +3272,7 @@
                           <wp:extent cx="177800" cy="177800"/>
                           <wp:effectExtent l="0" t="0" r="0" b="0"/>
                           <wp:docPr id="367811987" name="Picture 3" descr="A black square with white letters and a dot in it&#10;&#10;Description automatically generated">
-                            <a:hlinkClick xmlns:a="http://schemas.openxmlformats.org/drawingml/2006/main" r:id="rId14"/>
+                            <a:hlinkClick xmlns:a="http://schemas.openxmlformats.org/drawingml/2006/main" r:id="rId7"/>
                           </wp:docPr>
                           <wp:cNvGraphicFramePr>
                             <a:graphicFrameLocks xmlns:a="http://schemas.openxmlformats.org/drawingml/2006/main" noChangeAspect="1"/>
@@ -3281,12 +3282,12 @@
                               <pic:pic xmlns:pic="http://schemas.openxmlformats.org/drawingml/2006/picture">
                                 <pic:nvPicPr>
                                   <pic:cNvPr id="367811987" name="Picture 3" descr="A black square with white letters and a dot in it&#10;&#10;Description automatically generated">
-                                    <a:hlinkClick r:id="rId14"/>
+                                    <a:hlinkClick r:id="rId7"/>
                                   </pic:cNvPr>
                                   <pic:cNvPicPr/>
                                 </pic:nvPicPr>
                                 <pic:blipFill>
-                                  <a:blip r:embed="rId15">
+                                  <a:blip r:embed="rId8">
                                     <a:extLst>
                                       <a:ext uri="{28A0092B-C50C-407E-A947-70E740481C1C}">
                                         <a14:useLocalDpi xmlns:a14="http://schemas.microsoft.com/office/drawing/2010/main" val="0"/>
@@ -3342,18 +3343,8 @@
 </w:hdr>
 </file>
 
-<file path=word/header3.xml><?xml version="1.0" encoding="utf-8"?>
-<w:hdr xmlns:wpc="http://schemas.microsoft.com/office/word/2010/wordprocessingCanvas" xmlns:cx="http://schemas.microsoft.com/office/drawing/2014/chartex" xmlns:cx1="http://schemas.microsoft.com/office/drawing/2015/9/8/chartex" xmlns:cx2="http://schemas.microsoft.com/office/drawing/2015/10/21/chartex" xmlns:cx3="http://schemas.microsoft.com/office/drawing/2016/5/9/chartex" xmlns:cx4="http://schemas.microsoft.com/office/drawing/2016/5/10/chartex" xmlns:cx5="http://schemas.microsoft.com/office/drawing/2016/5/11/chartex" xmlns:cx6="http://schemas.microsoft.com/office/drawing/2016/5/12/chartex" xmlns:cx7="http://schemas.microsoft.com/office/drawing/2016/5/13/chartex" xmlns:cx8="http://schemas.microsoft.com/office/drawing/2016/5/14/chartex" xmlns:mc="http://schemas.openxmlformats.org/markup-compatibility/2006" xmlns:aink="http://schemas.microsoft.com/office/drawing/2016/ink" xmlns:am3d="http://schemas.microsoft.com/office/drawing/2017/model3d" xmlns:o="urn:schemas-microsoft-com:office:office" xmlns:oel="http://schemas.microsoft.com/office/2019/extlst" xmlns:r="http://schemas.openxmlformats.org/officeDocument/2006/relationships" xmlns:m="http://schemas.openxmlformats.org/officeDocument/2006/math" xmlns:v="urn:schemas-microsoft-com:vml" xmlns:wp14="http://schemas.microsoft.com/office/word/2010/wordprocessingDrawing" xmlns:wp="http://schemas.openxmlformats.org/drawingml/2006/wordprocessingDrawing" xmlns:w10="urn:schemas-microsoft-com:office:word" xmlns:w="http://schemas.openxmlformats.org/wordprocessingml/2006/main" xmlns:w14="http://schemas.microsoft.com/office/word/2010/wordml" xmlns:w15="http://schemas.microsoft.com/office/word/2012/wordml" xmlns:w16cex="http://schemas.microsoft.com/office/word/2018/wordml/cex" xmlns:w16cid="http://schemas.microsoft.com/office/word/2016/wordml/cid" xmlns:w16="http://schemas.microsoft.com/office/word/2018/wordml" xmlns:w16du="http://schemas.microsoft.com/office/word/2023/wordml/word16du" xmlns:w16sdtdh="http://schemas.microsoft.com/office/word/2020/wordml/sdtdatahash" xmlns:w16se="http://schemas.microsoft.com/office/word/2015/wordml/symex" xmlns:wpg="http://schemas.microsoft.com/office/word/2010/wordprocessingGroup" xmlns:wpi="http://schemas.microsoft.com/office/word/2010/wordprocessingInk" xmlns:wne="http://schemas.microsoft.com/office/word/2006/wordml" xmlns:wps="http://schemas.microsoft.com/office/word/2010/wordprocessingShape" mc:Ignorable="w14 w15 w16se w16cid w16 w16cex w16sdtdh w16du wp14">
-  <w:p>
-    <w:pPr>
-      <w:pStyle w:val="Header"/>
-    </w:pPr>
-  </w:p>
-</w:hdr>
-</file>
-
 <file path=word/numbering.xml><?xml version="1.0" encoding="utf-8"?>
-<w:numbering xmlns:wpc="http://schemas.microsoft.com/office/word/2010/wordprocessingCanvas" xmlns:cx="http://schemas.microsoft.com/office/drawing/2014/chartex" xmlns:cx1="http://schemas.microsoft.com/office/drawing/2015/9/8/chartex" xmlns:cx2="http://schemas.microsoft.com/office/drawing/2015/10/21/chartex" xmlns:cx3="http://schemas.microsoft.com/office/drawing/2016/5/9/chartex" xmlns:cx4="http://schemas.microsoft.com/office/drawing/2016/5/10/chartex" xmlns:cx5="http://schemas.microsoft.com/office/drawing/2016/5/11/chartex" xmlns:cx6="http://schemas.microsoft.com/office/drawing/2016/5/12/chartex" xmlns:cx7="http://schemas.microsoft.com/office/drawing/2016/5/13/chartex" xmlns:cx8="http://schemas.microsoft.com/office/drawing/2016/5/14/chartex" xmlns:mc="http://schemas.openxmlformats.org/markup-compatibility/2006" xmlns:aink="http://schemas.microsoft.com/office/drawing/2016/ink" xmlns:am3d="http://schemas.microsoft.com/office/drawing/2017/model3d" xmlns:o="urn:schemas-microsoft-com:office:office" xmlns:oel="http://schemas.microsoft.com/office/2019/extlst" xmlns:r="http://schemas.openxmlformats.org/officeDocument/2006/relationships" xmlns:m="http://schemas.openxmlformats.org/officeDocument/2006/math" xmlns:v="urn:schemas-microsoft-com:vml" xmlns:wp14="http://schemas.microsoft.com/office/word/2010/wordprocessingDrawing" xmlns:wp="http://schemas.openxmlformats.org/drawingml/2006/wordprocessingDrawing" xmlns:w10="urn:schemas-microsoft-com:office:word" xmlns:w="http://schemas.openxmlformats.org/wordprocessingml/2006/main" xmlns:w14="http://schemas.microsoft.com/office/word/2010/wordml" xmlns:w15="http://schemas.microsoft.com/office/word/2012/wordml" xmlns:w16cex="http://schemas.microsoft.com/office/word/2018/wordml/cex" xmlns:w16cid="http://schemas.microsoft.com/office/word/2016/wordml/cid" xmlns:w16="http://schemas.microsoft.com/office/word/2018/wordml" xmlns:w16du="http://schemas.microsoft.com/office/word/2023/wordml/word16du" xmlns:w16sdtdh="http://schemas.microsoft.com/office/word/2020/wordml/sdtdatahash" xmlns:w16se="http://schemas.microsoft.com/office/word/2015/wordml/symex" xmlns:wpg="http://schemas.microsoft.com/office/word/2010/wordprocessingGroup" xmlns:wpi="http://schemas.microsoft.com/office/word/2010/wordprocessingInk" xmlns:wne="http://schemas.microsoft.com/office/word/2006/wordml" xmlns:wps="http://schemas.microsoft.com/office/word/2010/wordprocessingShape" mc:Ignorable="w14 w15 w16se w16cid w16 w16cex w16sdtdh w16du wp14">
+<w:numbering xmlns:wpc="http://schemas.microsoft.com/office/word/2010/wordprocessingCanvas" xmlns:cx="http://schemas.microsoft.com/office/drawing/2014/chartex" xmlns:cx1="http://schemas.microsoft.com/office/drawing/2015/9/8/chartex" xmlns:cx2="http://schemas.microsoft.com/office/drawing/2015/10/21/chartex" xmlns:cx3="http://schemas.microsoft.com/office/drawing/2016/5/9/chartex" xmlns:cx4="http://schemas.microsoft.com/office/drawing/2016/5/10/chartex" xmlns:cx5="http://schemas.microsoft.com/office/drawing/2016/5/11/chartex" xmlns:cx6="http://schemas.microsoft.com/office/drawing/2016/5/12/chartex" xmlns:cx7="http://schemas.microsoft.com/office/drawing/2016/5/13/chartex" xmlns:cx8="http://schemas.microsoft.com/office/drawing/2016/5/14/chartex" xmlns:mc="http://schemas.openxmlformats.org/markup-compatibility/2006" xmlns:m="http://schemas.openxmlformats.org/officeDocument/2006/math" xmlns:aink="http://schemas.microsoft.com/office/drawing/2016/ink" xmlns:am3d="http://schemas.microsoft.com/office/drawing/2017/model3d" xmlns:oel="http://schemas.microsoft.com/office/2019/extlst" xmlns:r="http://schemas.openxmlformats.org/officeDocument/2006/relationships" xmlns:wp14="http://schemas.microsoft.com/office/word/2010/wordprocessingDrawing" xmlns:wp="http://schemas.openxmlformats.org/drawingml/2006/wordprocessingDrawing" xmlns:wpg="http://schemas.microsoft.com/office/word/2010/wordprocessingGroup" xmlns:wpi="http://schemas.microsoft.com/office/word/2010/wordprocessingInk" xmlns:wps="http://schemas.microsoft.com/office/word/2010/wordprocessingShape" xmlns:o="urn:schemas-microsoft-com:office:office" xmlns:v="urn:schemas-microsoft-com:vml" xmlns:w10="urn:schemas-microsoft-com:office:word" xmlns:w="http://schemas.openxmlformats.org/wordprocessingml/2006/main" xmlns:w14="http://schemas.microsoft.com/office/word/2010/wordml" xmlns:w15="http://schemas.microsoft.com/office/word/2012/wordml" xmlns:w16cei="http://schemas.microsoft.com/office/word/2026/wordml/cei" xmlns:w16cex="http://schemas.microsoft.com/office/word/2018/wordml/cex" xmlns:w16cid="http://schemas.microsoft.com/office/word/2016/wordml/cid" xmlns:w16="http://schemas.microsoft.com/office/word/2018/wordml" xmlns:w16sdtdh="http://schemas.microsoft.com/office/word/2020/wordml/sdtdatahash" xmlns:w16sdtfl="http://schemas.microsoft.com/office/word/2024/wordml/sdtformatlock" xmlns:w16se="http://schemas.microsoft.com/office/word/2015/wordml/symex" xmlns:w16du="http://schemas.microsoft.com/office/word/2023/wordml/word16du" xmlns:wne="http://schemas.microsoft.com/office/word/2006/wordml" mc:Ignorable="w14 w15 w16se w16cid w16 w16cex w16sdtdh w16sdtfl w16du wp14">
   <w:abstractNum w:abstractNumId="0" w15:restartNumberingAfterBreak="0">
     <w:nsid w:val="2F3E2B92"/>
     <w:multiLevelType w:val="hybridMultilevel"/>
@@ -3590,7 +3581,7 @@
 </file>
 
 <file path=word/styles.xml><?xml version="1.0" encoding="utf-8"?>
-<w:styles xmlns:mc="http://schemas.openxmlformats.org/markup-compatibility/2006" xmlns:r="http://schemas.openxmlformats.org/officeDocument/2006/relationships" xmlns:w="http://schemas.openxmlformats.org/wordprocessingml/2006/main" xmlns:w14="http://schemas.microsoft.com/office/word/2010/wordml" xmlns:w15="http://schemas.microsoft.com/office/word/2012/wordml" xmlns:w16cex="http://schemas.microsoft.com/office/word/2018/wordml/cex" xmlns:w16cid="http://schemas.microsoft.com/office/word/2016/wordml/cid" xmlns:w16="http://schemas.microsoft.com/office/word/2018/wordml" xmlns:w16du="http://schemas.microsoft.com/office/word/2023/wordml/word16du" xmlns:w16sdtdh="http://schemas.microsoft.com/office/word/2020/wordml/sdtdatahash" xmlns:w16se="http://schemas.microsoft.com/office/word/2015/wordml/symex" mc:Ignorable="w14 w15 w16se w16cid w16 w16cex w16sdtdh w16du">
+<w:styles xmlns:mc="http://schemas.openxmlformats.org/markup-compatibility/2006" xmlns:r="http://schemas.openxmlformats.org/officeDocument/2006/relationships" xmlns:w="http://schemas.openxmlformats.org/wordprocessingml/2006/main" xmlns:w14="http://schemas.microsoft.com/office/word/2010/wordml" xmlns:w15="http://schemas.microsoft.com/office/word/2012/wordml" xmlns:w16cex="http://schemas.microsoft.com/office/word/2018/wordml/cex" xmlns:w16cid="http://schemas.microsoft.com/office/word/2016/wordml/cid" xmlns:w16="http://schemas.microsoft.com/office/word/2018/wordml" xmlns:w16sdtdh="http://schemas.microsoft.com/office/word/2020/wordml/sdtdatahash" xmlns:w16sdtfl="http://schemas.microsoft.com/office/word/2024/wordml/sdtformatlock" xmlns:w16se="http://schemas.microsoft.com/office/word/2015/wordml/symex" xmlns:w16du="http://schemas.microsoft.com/office/word/2023/wordml/word16du" mc:Ignorable="w14 w15 w16se w16cid w16 w16cex w16sdtdh w16sdtfl w16du">
   <w:docDefaults>
     <w:rPrDefault>
       <w:rPr>
@@ -5029,4 +5020,10 @@
     <ds:schemaRef ds:uri="http://schemas.openxmlformats.org/officeDocument/2006/bibliography"/>
   </ds:schemaRefs>
 </ds:datastoreItem>
+</file>
+
+<file path=docMetadata/LabelInfo.xml><?xml version="1.0" encoding="utf-8"?>
+<clbl:labelList xmlns:clbl="http://schemas.microsoft.com/office/2020/mipLabelMetadata">
+  <clbl:label id="{549ac42a-3eb4-4074-b885-aea26bd6241e}" enabled="1" method="Standard" siteId="{9274ee3f-9425-4109-a27f-9fb15c10675d}" contentBits="0" removed="0"/>
+</clbl:labelList>
 </file>
--- a/BJ_Resume.docx
+++ b/BJ_Resume.docx
@@ -449,29 +449,7 @@
           <w:sz w:val="18"/>
           <w:szCs w:val="18"/>
         </w:rPr>
-        <w:t xml:space="preserve">for an intro-level Coding </w:t>
-      </w:r>
-      <w:proofErr w:type="gramStart"/>
-      <w:r>
-        <w:rPr>
-          <w:rFonts w:ascii="Overpass" w:hAnsi="Overpass"/>
-          <w:iCs/>
-          <w:color w:val="000000" w:themeColor="text1"/>
-          <w:sz w:val="18"/>
-          <w:szCs w:val="18"/>
-        </w:rPr>
-        <w:t>The</w:t>
-      </w:r>
-      <w:proofErr w:type="gramEnd"/>
-      <w:r>
-        <w:rPr>
-          <w:rFonts w:ascii="Overpass" w:hAnsi="Overpass"/>
-          <w:iCs/>
-          <w:color w:val="000000" w:themeColor="text1"/>
-          <w:sz w:val="18"/>
-          <w:szCs w:val="18"/>
-        </w:rPr>
-        <w:t xml:space="preserve"> News course as they learn to build webpages and interactive features. Advise students as they build webpages </w:t>
+        <w:t xml:space="preserve">for an intro-level Coding The News course as they learn to build webpages and interactive features. Advise students as they build webpages </w:t>
       </w:r>
       <w:r>
         <w:rPr>
@@ -676,31 +654,7 @@
           <w:sz w:val="18"/>
           <w:szCs w:val="18"/>
         </w:rPr>
-        <w:t xml:space="preserve">Data Reporter, </w:t>
-      </w:r>
-      <w:proofErr w:type="gramStart"/>
-      <w:r>
-        <w:rPr>
-          <w:rFonts w:ascii="Overpass" w:hAnsi="Overpass"/>
-          <w:i/>
-          <w:iCs/>
-          <w:color w:val="000000" w:themeColor="text1"/>
-          <w:sz w:val="18"/>
-          <w:szCs w:val="18"/>
-        </w:rPr>
-        <w:t>Grow</w:t>
-      </w:r>
-      <w:proofErr w:type="gramEnd"/>
-      <w:r>
-        <w:rPr>
-          <w:rFonts w:ascii="Overpass" w:hAnsi="Overpass"/>
-          <w:i/>
-          <w:iCs/>
-          <w:color w:val="000000" w:themeColor="text1"/>
-          <w:sz w:val="18"/>
-          <w:szCs w:val="18"/>
-        </w:rPr>
-        <w:t xml:space="preserve"> </w:t>
+        <w:t xml:space="preserve">Data Reporter, Grow </w:t>
       </w:r>
       <w:r>
         <w:rPr>
@@ -1346,29 +1300,7 @@
           <w:sz w:val="18"/>
           <w:szCs w:val="18"/>
         </w:rPr>
-        <w:t xml:space="preserve">First built with a group of reporters after Trump’s return to office, we published within a month of the </w:t>
-      </w:r>
-      <w:proofErr w:type="gramStart"/>
-      <w:r>
-        <w:rPr>
-          <w:rFonts w:ascii="Overpass" w:hAnsi="Overpass"/>
-          <w:bCs/>
-          <w:color w:val="000000" w:themeColor="text1"/>
-          <w:sz w:val="18"/>
-          <w:szCs w:val="18"/>
-        </w:rPr>
-        <w:t>inauguration, and</w:t>
-      </w:r>
-      <w:proofErr w:type="gramEnd"/>
-      <w:r>
-        <w:rPr>
-          <w:rFonts w:ascii="Overpass" w:hAnsi="Overpass"/>
-          <w:bCs/>
-          <w:color w:val="000000" w:themeColor="text1"/>
-          <w:sz w:val="18"/>
-          <w:szCs w:val="18"/>
-        </w:rPr>
-        <w:t xml:space="preserve"> have been tracking cases since. As of August 2026, we’ve tracked over 560 cases, and still update several times each week.</w:t>
+        <w:t>First built with a group of reporters after Trump’s return to office, we published within a month of the inauguration, and have been tracking cases since. As of August 2026, we’ve tracked over 560 cases, and still update several times each week.</w:t>
       </w:r>
     </w:p>
     <w:p>
@@ -1444,47 +1376,7 @@
             <w:sz w:val="18"/>
             <w:szCs w:val="18"/>
           </w:rPr>
-          <w:t>https://www.law360.com/real-estate-authority/arti</w:t>
-        </w:r>
-        <w:r>
-          <w:rPr>
-            <w:rStyle w:val="Hyperlink"/>
-            <w:rFonts w:ascii="Overpass" w:hAnsi="Overpass"/>
-            <w:color w:val="000000" w:themeColor="text1"/>
-            <w:sz w:val="18"/>
-            <w:szCs w:val="18"/>
-          </w:rPr>
-          <w:t>c</w:t>
-        </w:r>
-        <w:r>
-          <w:rPr>
-            <w:rStyle w:val="Hyperlink"/>
-            <w:rFonts w:ascii="Overpass" w:hAnsi="Overpass"/>
-            <w:color w:val="000000" w:themeColor="text1"/>
-            <w:sz w:val="18"/>
-            <w:szCs w:val="18"/>
-          </w:rPr>
-          <w:t>l</w:t>
-        </w:r>
-        <w:r>
-          <w:rPr>
-            <w:rStyle w:val="Hyperlink"/>
-            <w:rFonts w:ascii="Overpass" w:hAnsi="Overpass"/>
-            <w:color w:val="000000" w:themeColor="text1"/>
-            <w:sz w:val="18"/>
-            <w:szCs w:val="18"/>
-          </w:rPr>
-          <w:t>e</w:t>
-        </w:r>
-        <w:r>
-          <w:rPr>
-            <w:rStyle w:val="Hyperlink"/>
-            <w:rFonts w:ascii="Overpass" w:hAnsi="Overpass"/>
-            <w:color w:val="000000" w:themeColor="text1"/>
-            <w:sz w:val="18"/>
-            <w:szCs w:val="18"/>
-          </w:rPr>
-          <w:t>s/1531385</w:t>
+          <w:t>https://www.law360.com/real-estate-authority/articles/1531385</w:t>
         </w:r>
       </w:hyperlink>
       <w:r>
@@ -1645,31 +1537,7 @@
           <w:sz w:val="18"/>
           <w:szCs w:val="18"/>
         </w:rPr>
-        <w:t xml:space="preserve">NYC Evictions Creep Up </w:t>
-      </w:r>
-      <w:proofErr w:type="gramStart"/>
-      <w:r>
-        <w:rPr>
-          <w:rFonts w:ascii="Overpass" w:hAnsi="Overpass"/>
-          <w:b/>
-          <w:bCs/>
-          <w:color w:val="000000" w:themeColor="text1"/>
-          <w:sz w:val="18"/>
-          <w:szCs w:val="18"/>
-        </w:rPr>
-        <w:t>As</w:t>
-      </w:r>
-      <w:proofErr w:type="gramEnd"/>
-      <w:r>
-        <w:rPr>
-          <w:rFonts w:ascii="Overpass" w:hAnsi="Overpass"/>
-          <w:b/>
-          <w:bCs/>
-          <w:color w:val="000000" w:themeColor="text1"/>
-          <w:sz w:val="18"/>
-          <w:szCs w:val="18"/>
-        </w:rPr>
-        <w:t xml:space="preserve"> Housing Courts Get Busier</w:t>
+        <w:t>NYC Evictions Creep Up As Housing Courts Get Busier</w:t>
       </w:r>
       <w:r>
         <w:rPr>
@@ -1691,29 +1559,7 @@
             <w:sz w:val="18"/>
             <w:szCs w:val="18"/>
           </w:rPr>
-          <w:t>https://www.law3</w:t>
-        </w:r>
-        <w:r>
-          <w:rPr>
-            <w:rStyle w:val="Hyperlink"/>
-            <w:rFonts w:ascii="Overpass" w:hAnsi="Overpass"/>
-            <w:bCs/>
-            <w:color w:val="000000" w:themeColor="text1"/>
-            <w:sz w:val="18"/>
-            <w:szCs w:val="18"/>
-          </w:rPr>
-          <w:t>6</w:t>
-        </w:r>
-        <w:r>
-          <w:rPr>
-            <w:rStyle w:val="Hyperlink"/>
-            <w:rFonts w:ascii="Overpass" w:hAnsi="Overpass"/>
-            <w:bCs/>
-            <w:color w:val="000000" w:themeColor="text1"/>
-            <w:sz w:val="18"/>
-            <w:szCs w:val="18"/>
-          </w:rPr>
-          <w:t>0.com/articles/1513877</w:t>
+          <w:t>https://www.law360.com/articles/1513877</w:t>
         </w:r>
       </w:hyperlink>
       <w:r>
@@ -2138,43 +1984,7 @@
           <w:sz w:val="18"/>
           <w:szCs w:val="18"/>
         </w:rPr>
-        <w:t>, Python, Jupyter Notebooks, Pandas, Scraping (</w:t>
-      </w:r>
-      <w:proofErr w:type="spellStart"/>
-      <w:r>
-        <w:rPr>
-          <w:rFonts w:ascii="Overpass" w:hAnsi="Overpass"/>
-          <w:sz w:val="18"/>
-          <w:szCs w:val="18"/>
-        </w:rPr>
-        <w:t>Nokogiri</w:t>
-      </w:r>
-      <w:proofErr w:type="spellEnd"/>
-      <w:r>
-        <w:rPr>
-          <w:rFonts w:ascii="Overpass" w:hAnsi="Overpass"/>
-          <w:sz w:val="18"/>
-          <w:szCs w:val="18"/>
-        </w:rPr>
-        <w:t xml:space="preserve">, </w:t>
-      </w:r>
-      <w:proofErr w:type="spellStart"/>
-      <w:r>
-        <w:rPr>
-          <w:rFonts w:ascii="Overpass" w:hAnsi="Overpass"/>
-          <w:sz w:val="18"/>
-          <w:szCs w:val="18"/>
-        </w:rPr>
-        <w:t>BeautifulSoup</w:t>
-      </w:r>
-      <w:proofErr w:type="spellEnd"/>
-      <w:r>
-        <w:rPr>
-          <w:rFonts w:ascii="Overpass" w:hAnsi="Overpass"/>
-          <w:sz w:val="18"/>
-          <w:szCs w:val="18"/>
-        </w:rPr>
-        <w:t xml:space="preserve">), </w:t>
+        <w:t xml:space="preserve">, Python, Jupyter Notebooks, Pandas, Scraping (Nokogiri, BeautifulSoup), </w:t>
       </w:r>
       <w:r>
         <w:rPr>
@@ -2184,23 +1994,13 @@
         </w:rPr>
         <w:t xml:space="preserve">Svelte, </w:t>
       </w:r>
-      <w:proofErr w:type="spellStart"/>
-      <w:r>
-        <w:rPr>
-          <w:rFonts w:ascii="Overpass" w:hAnsi="Overpass"/>
-          <w:sz w:val="18"/>
-          <w:szCs w:val="18"/>
-        </w:rPr>
-        <w:t>Mapbox</w:t>
-      </w:r>
-      <w:proofErr w:type="spellEnd"/>
-      <w:r>
-        <w:rPr>
-          <w:rFonts w:ascii="Overpass" w:hAnsi="Overpass"/>
-          <w:sz w:val="18"/>
-          <w:szCs w:val="18"/>
-        </w:rPr>
-        <w:t xml:space="preserve"> API, </w:t>
+      <w:r>
+        <w:rPr>
+          <w:rFonts w:ascii="Overpass" w:hAnsi="Overpass"/>
+          <w:sz w:val="18"/>
+          <w:szCs w:val="18"/>
+        </w:rPr>
+        <w:t xml:space="preserve">Mapbox API, </w:t>
       </w:r>
       <w:r>
         <w:rPr>
@@ -2293,45 +2093,32 @@
         </w:rPr>
         <w:t xml:space="preserve">Excel, </w:t>
       </w:r>
-      <w:proofErr w:type="spellStart"/>
-      <w:r>
-        <w:rPr>
-          <w:rFonts w:ascii="Overpass" w:hAnsi="Overpass"/>
-          <w:color w:val="000000" w:themeColor="text1"/>
-          <w:sz w:val="18"/>
-          <w:szCs w:val="18"/>
-        </w:rPr>
-        <w:t>Datawrapper</w:t>
-      </w:r>
-      <w:proofErr w:type="spellEnd"/>
-      <w:r>
-        <w:rPr>
-          <w:rFonts w:ascii="Overpass" w:hAnsi="Overpass"/>
-          <w:color w:val="000000" w:themeColor="text1"/>
-          <w:sz w:val="18"/>
-          <w:szCs w:val="18"/>
-        </w:rPr>
-        <w:t xml:space="preserve">, </w:t>
-      </w:r>
-      <w:proofErr w:type="spellStart"/>
-      <w:r>
-        <w:rPr>
-          <w:rFonts w:ascii="Overpass" w:hAnsi="Overpass"/>
-          <w:color w:val="000000" w:themeColor="text1"/>
-          <w:sz w:val="18"/>
-          <w:szCs w:val="18"/>
-        </w:rPr>
-        <w:t>Mapshaper</w:t>
-      </w:r>
-      <w:proofErr w:type="spellEnd"/>
-      <w:r>
-        <w:rPr>
-          <w:rFonts w:ascii="Overpass" w:hAnsi="Overpass"/>
-          <w:color w:val="000000" w:themeColor="text1"/>
-          <w:sz w:val="18"/>
-          <w:szCs w:val="18"/>
-        </w:rPr>
-        <w:t xml:space="preserve">, </w:t>
+      <w:r>
+        <w:rPr>
+          <w:rFonts w:ascii="Overpass" w:hAnsi="Overpass"/>
+          <w:color w:val="000000" w:themeColor="text1"/>
+          <w:sz w:val="18"/>
+          <w:szCs w:val="18"/>
+        </w:rPr>
+        <w:t xml:space="preserve">Datawrapper, </w:t>
+      </w:r>
+      <w:r>
+        <w:rPr>
+          <w:rFonts w:ascii="Overpass" w:hAnsi="Overpass"/>
+          <w:color w:val="000000" w:themeColor="text1"/>
+          <w:sz w:val="18"/>
+          <w:szCs w:val="18"/>
+        </w:rPr>
+        <w:t xml:space="preserve">Mapshaper, </w:t>
+      </w:r>
+      <w:r>
+        <w:rPr>
+          <w:rFonts w:ascii="Overpass" w:hAnsi="Overpass"/>
+          <w:color w:val="000000" w:themeColor="text1"/>
+          <w:sz w:val="18"/>
+          <w:szCs w:val="18"/>
+        </w:rPr>
+        <w:t xml:space="preserve">QGIS, </w:t>
       </w:r>
       <w:r>
         <w:rPr>
@@ -2582,31 +2369,7 @@
           <w:sz w:val="18"/>
           <w:szCs w:val="18"/>
         </w:rPr>
-        <w:t xml:space="preserve">2022 </w:t>
-      </w:r>
-      <w:proofErr w:type="spellStart"/>
-      <w:r>
-        <w:rPr>
-          <w:rFonts w:ascii="Overpass" w:hAnsi="Overpass"/>
-          <w:b/>
-          <w:bCs/>
-          <w:color w:val="000000" w:themeColor="text1"/>
-          <w:sz w:val="18"/>
-          <w:szCs w:val="18"/>
-        </w:rPr>
-        <w:t>Azbee</w:t>
-      </w:r>
-      <w:proofErr w:type="spellEnd"/>
-      <w:r>
-        <w:rPr>
-          <w:rFonts w:ascii="Overpass" w:hAnsi="Overpass"/>
-          <w:b/>
-          <w:bCs/>
-          <w:color w:val="000000" w:themeColor="text1"/>
-          <w:sz w:val="18"/>
-          <w:szCs w:val="18"/>
-        </w:rPr>
-        <w:t xml:space="preserve"> Awards of Excellence</w:t>
+        <w:t>2022 Azbee Awards of Excellence</w:t>
       </w:r>
       <w:r>
         <w:rPr>
@@ -3143,7 +2906,7 @@
                           <wp:extent cx="165100" cy="165100"/>
                           <wp:effectExtent l="0" t="0" r="12700" b="12700"/>
                           <wp:docPr id="6" name="Picture 6" descr="../../Desktop/instagram-social-network-logo-of-photo-camera.png">
-                            <a:hlinkClick xmlns:a="http://schemas.openxmlformats.org/drawingml/2006/main" r:id="rId3"/>
+                            <a:hlinkClick xmlns:a="http://schemas.openxmlformats.org/drawingml/2006/main" r:id="rId11"/>
                           </wp:docPr>
                           <wp:cNvGraphicFramePr>
                             <a:graphicFrameLocks xmlns:a="http://schemas.openxmlformats.org/drawingml/2006/main" noChangeAspect="1"/>
@@ -3158,7 +2921,7 @@
                                   </pic:cNvPicPr>
                                 </pic:nvPicPr>
                                 <pic:blipFill>
-                                  <a:blip r:embed="rId4">
+                                  <a:blip r:embed="rId12">
                                     <a:extLst>
                                       <a:ext uri="{28A0092B-C50C-407E-A947-70E740481C1C}">
                                         <a14:useLocalDpi xmlns:a14="http://schemas.microsoft.com/office/drawing/2010/main" val="0"/>
@@ -3208,7 +2971,7 @@
                           <wp:extent cx="165100" cy="165100"/>
                           <wp:effectExtent l="0" t="0" r="12700" b="12700"/>
                           <wp:docPr id="7" name="Picture 7" descr="../../Desktop/github-sign.png">
-                            <a:hlinkClick xmlns:a="http://schemas.openxmlformats.org/drawingml/2006/main" r:id="rId5"/>
+                            <a:hlinkClick xmlns:a="http://schemas.openxmlformats.org/drawingml/2006/main" r:id="rId13"/>
                           </wp:docPr>
                           <wp:cNvGraphicFramePr>
                             <a:graphicFrameLocks xmlns:a="http://schemas.openxmlformats.org/drawingml/2006/main" noChangeAspect="1"/>
@@ -3223,7 +2986,7 @@
                                   </pic:cNvPicPr>
                                 </pic:nvPicPr>
                                 <pic:blipFill>
-                                  <a:blip r:embed="rId6">
+                                  <a:blip r:embed="rId14">
                                     <a:extLst>
                                       <a:ext uri="{28A0092B-C50C-407E-A947-70E740481C1C}">
                                         <a14:useLocalDpi xmlns:a14="http://schemas.microsoft.com/office/drawing/2010/main" val="0"/>
@@ -3272,7 +3035,7 @@
                           <wp:extent cx="177800" cy="177800"/>
                           <wp:effectExtent l="0" t="0" r="0" b="0"/>
                           <wp:docPr id="367811987" name="Picture 3" descr="A black square with white letters and a dot in it&#10;&#10;Description automatically generated">
-                            <a:hlinkClick xmlns:a="http://schemas.openxmlformats.org/drawingml/2006/main" r:id="rId7"/>
+                            <a:hlinkClick xmlns:a="http://schemas.openxmlformats.org/drawingml/2006/main" r:id="rId15"/>
                           </wp:docPr>
                           <wp:cNvGraphicFramePr>
                             <a:graphicFrameLocks xmlns:a="http://schemas.openxmlformats.org/drawingml/2006/main" noChangeAspect="1"/>
@@ -3282,12 +3045,12 @@
                               <pic:pic xmlns:pic="http://schemas.openxmlformats.org/drawingml/2006/picture">
                                 <pic:nvPicPr>
                                   <pic:cNvPr id="367811987" name="Picture 3" descr="A black square with white letters and a dot in it&#10;&#10;Description automatically generated">
-                                    <a:hlinkClick r:id="rId7"/>
+                                    <a:hlinkClick r:id="rId15"/>
                                   </pic:cNvPr>
                                   <pic:cNvPicPr/>
                                 </pic:nvPicPr>
                                 <pic:blipFill>
-                                  <a:blip r:embed="rId8">
+                                  <a:blip r:embed="rId16">
                                     <a:extLst>
                                       <a:ext uri="{28A0092B-C50C-407E-A947-70E740481C1C}">
                                         <a14:useLocalDpi xmlns:a14="http://schemas.microsoft.com/office/drawing/2010/main" val="0"/>
